--- a/TS-Kramam/TS-5.3/TS 5.3 Tamil Krama Paatam Corrections.docx
+++ b/TS-Kramam/TS-5.3/TS 5.3 Tamil Krama Paatam Corrections.docx
@@ -3584,6 +3584,821 @@
       </w:tr>
       <w:tr>
         <w:trPr>
+          <w:trHeight w:val="1266"/>
+        </w:trPr>
+        <w:tc>
+          <w:tcPr>
+            <w:tcW w:w="3764" w:type="dxa"/>
+          </w:tcPr>
+          <w:p>
+            <w:pPr>
+              <w:widowControl w:val="0"/>
+              <w:tabs>
+                <w:tab w:val="left" w:pos="993"/>
+              </w:tabs>
+              <w:autoSpaceDE w:val="0"/>
+              <w:autoSpaceDN w:val="0"/>
+              <w:adjustRightInd w:val="0"/>
+              <w:spacing w:before="0" w:line="240" w:lineRule="auto"/>
+              <w:ind w:right="297"/>
+              <w:rPr>
+                <w:rFonts w:cs="Arial"/>
+                <w:b/>
+                <w:sz w:val="28"/>
+                <w:szCs w:val="32"/>
+              </w:rPr>
+            </w:pPr>
+            <w:r>
+              <w:rPr>
+                <w:rFonts w:cs="Arial"/>
+                <w:b/>
+                <w:sz w:val="28"/>
+                <w:szCs w:val="32"/>
+              </w:rPr>
+              <w:lastRenderedPageBreak/>
+              <w:t>T.S.5.3.</w:t>
+            </w:r>
+            <w:r>
+              <w:rPr>
+                <w:rFonts w:cs="Arial"/>
+                <w:b/>
+                <w:sz w:val="28"/>
+                <w:szCs w:val="32"/>
+              </w:rPr>
+              <w:t>4.7</w:t>
+            </w:r>
+            <w:r>
+              <w:rPr>
+                <w:rFonts w:cs="Arial"/>
+                <w:b/>
+                <w:sz w:val="28"/>
+                <w:szCs w:val="32"/>
+              </w:rPr>
+              <w:t xml:space="preserve"> – Kramam</w:t>
+            </w:r>
+          </w:p>
+          <w:p>
+            <w:pPr>
+              <w:widowControl w:val="0"/>
+              <w:tabs>
+                <w:tab w:val="left" w:pos="993"/>
+              </w:tabs>
+              <w:autoSpaceDE w:val="0"/>
+              <w:autoSpaceDN w:val="0"/>
+              <w:adjustRightInd w:val="0"/>
+              <w:spacing w:before="0" w:line="240" w:lineRule="auto"/>
+              <w:ind w:right="297"/>
+              <w:rPr>
+                <w:rFonts w:cs="Arial"/>
+                <w:b/>
+                <w:sz w:val="28"/>
+                <w:szCs w:val="36"/>
+                <w:lang w:val="en-IN"/>
+              </w:rPr>
+            </w:pPr>
+            <w:r>
+              <w:rPr>
+                <w:rFonts w:cs="Arial"/>
+                <w:b/>
+                <w:sz w:val="28"/>
+                <w:szCs w:val="36"/>
+                <w:lang w:val="en-IN"/>
+              </w:rPr>
+              <w:t>Krama Vaakyam No.– 2</w:t>
+            </w:r>
+            <w:r>
+              <w:rPr>
+                <w:rFonts w:cs="Arial"/>
+                <w:b/>
+                <w:sz w:val="28"/>
+                <w:szCs w:val="36"/>
+                <w:lang w:val="en-IN"/>
+              </w:rPr>
+              <w:t>1</w:t>
+            </w:r>
+          </w:p>
+          <w:p>
+            <w:pPr>
+              <w:widowControl w:val="0"/>
+              <w:tabs>
+                <w:tab w:val="left" w:pos="993"/>
+              </w:tabs>
+              <w:autoSpaceDE w:val="0"/>
+              <w:autoSpaceDN w:val="0"/>
+              <w:adjustRightInd w:val="0"/>
+              <w:spacing w:before="0" w:line="240" w:lineRule="auto"/>
+              <w:ind w:right="297"/>
+              <w:rPr>
+                <w:rFonts w:cs="Arial"/>
+                <w:b/>
+                <w:sz w:val="28"/>
+                <w:szCs w:val="32"/>
+              </w:rPr>
+            </w:pPr>
+            <w:r>
+              <w:rPr>
+                <w:rFonts w:cs="Arial"/>
+                <w:b/>
+                <w:sz w:val="28"/>
+                <w:szCs w:val="32"/>
+                <w:lang w:val="it-IT"/>
+              </w:rPr>
+              <w:t>Panchaati No</w:t>
+            </w:r>
+            <w:r>
+              <w:rPr>
+                <w:rFonts w:cs="Arial"/>
+                <w:b/>
+                <w:szCs w:val="32"/>
+                <w:lang w:val="it-IT"/>
+              </w:rPr>
+              <w:t xml:space="preserve">. - </w:t>
+            </w:r>
+            <w:r>
+              <w:rPr>
+                <w:rFonts w:cs="Arial"/>
+                <w:b/>
+                <w:sz w:val="28"/>
+                <w:szCs w:val="32"/>
+                <w:lang w:val="it-IT"/>
+              </w:rPr>
+              <w:t>22</w:t>
+            </w:r>
+          </w:p>
+        </w:tc>
+        <w:tc>
+          <w:tcPr>
+            <w:tcW w:w="5528" w:type="dxa"/>
+          </w:tcPr>
+          <w:p>
+            <w:pPr>
+              <w:widowControl w:val="0"/>
+              <w:autoSpaceDE w:val="0"/>
+              <w:autoSpaceDN w:val="0"/>
+              <w:adjustRightInd w:val="0"/>
+              <w:spacing w:before="0" w:line="240" w:lineRule="auto"/>
+              <w:rPr>
+                <w:rFonts w:ascii="Latha" w:hAnsi="Latha" w:cs="Latha"/>
+                <w:sz w:val="28"/>
+                <w:szCs w:val="28"/>
+                <w:lang w:bidi="ta-IN"/>
+              </w:rPr>
+            </w:pPr>
+            <w:r>
+              <w:rPr>
+                <w:rFonts w:ascii="Latha" w:hAnsi="Latha" w:cs="Latha"/>
+                <w:sz w:val="28"/>
+                <w:szCs w:val="28"/>
+                <w:cs/>
+                <w:lang w:bidi="ta-IN"/>
+              </w:rPr>
+              <w:t>வி</w:t>
+            </w:r>
+            <w:r>
+              <w:rPr>
+                <w:rFonts w:ascii="BRH Tamil Tab Extra" w:hAnsi="BRH Tamil Tab Extra" w:cs="Latha"/>
+                <w:b/>
+                <w:sz w:val="32"/>
+                <w:szCs w:val="28"/>
+                <w:highlight w:val="yellow"/>
+                <w:lang w:bidi="ta-IN"/>
+              </w:rPr>
+              <w:t>…</w:t>
+            </w:r>
+            <w:r>
+              <w:rPr>
+                <w:rFonts w:ascii="Latha" w:hAnsi="Latha" w:cs="Latha"/>
+                <w:sz w:val="28"/>
+                <w:szCs w:val="28"/>
+                <w:highlight w:val="yellow"/>
+                <w:cs/>
+                <w:lang w:bidi="ta-IN"/>
+              </w:rPr>
+              <w:t>தி</w:t>
+            </w:r>
+            <w:r>
+              <w:rPr>
+                <w:rFonts w:ascii="BRH Tamil Tab Extra" w:hAnsi="BRH Tamil Tab Extra" w:cs="Latha"/>
+                <w:b/>
+                <w:sz w:val="32"/>
+                <w:szCs w:val="28"/>
+                <w:lang w:bidi="ta-IN"/>
+              </w:rPr>
+              <w:t>…</w:t>
+            </w:r>
+            <w:r>
+              <w:rPr>
+                <w:rFonts w:ascii="Latha" w:hAnsi="Latha" w:cs="Latha"/>
+                <w:b/>
+                <w:bCs/>
+                <w:position w:val="-12"/>
+                <w:sz w:val="28"/>
+                <w:szCs w:val="28"/>
+                <w:cs/>
+                <w:lang w:bidi="ta-IN"/>
+              </w:rPr>
+              <w:t>4</w:t>
+            </w:r>
+            <w:r>
+              <w:rPr>
+                <w:rFonts w:ascii="Latha" w:hAnsi="Latha" w:cs="Latha"/>
+                <w:sz w:val="28"/>
+                <w:szCs w:val="28"/>
+                <w:cs/>
+                <w:lang w:bidi="ta-IN"/>
+              </w:rPr>
+              <w:t>யதே</w:t>
+            </w:r>
+            <w:r>
+              <w:rPr>
+                <w:rFonts w:ascii="BRH Tamil Tab Extra" w:hAnsi="BRH Tamil Tab Extra" w:cs="Latha"/>
+                <w:b/>
+                <w:sz w:val="32"/>
+                <w:szCs w:val="28"/>
+                <w:lang w:bidi="ta-IN"/>
+              </w:rPr>
+              <w:t>…</w:t>
+            </w:r>
+            <w:r>
+              <w:rPr>
+                <w:rFonts w:ascii="Latha" w:hAnsi="Latha" w:cs="Latha"/>
+                <w:sz w:val="28"/>
+                <w:szCs w:val="28"/>
+                <w:lang w:bidi="ta-IN"/>
+              </w:rPr>
+              <w:t xml:space="preserve"> </w:t>
+            </w:r>
+            <w:r>
+              <w:rPr>
+                <w:rFonts w:ascii="Latha" w:hAnsi="Latha" w:cs="Latha"/>
+                <w:sz w:val="28"/>
+                <w:szCs w:val="28"/>
+                <w:cs/>
+                <w:lang w:bidi="ta-IN"/>
+              </w:rPr>
+              <w:t>ய</w:t>
+            </w:r>
+            <w:r>
+              <w:rPr>
+                <w:rFonts w:ascii="Latha" w:hAnsi="Latha" w:cs="Latha"/>
+                <w:b/>
+                <w:bCs/>
+                <w:sz w:val="32"/>
+                <w:szCs w:val="32"/>
+                <w:cs/>
+                <w:lang w:bidi="ta-IN"/>
+              </w:rPr>
+              <w:t>:</w:t>
+            </w:r>
+            <w:r>
+              <w:rPr>
+                <w:rFonts w:ascii="Latha" w:hAnsi="Latha" w:cs="Latha"/>
+                <w:sz w:val="28"/>
+                <w:szCs w:val="28"/>
+                <w:lang w:bidi="ta-IN"/>
+              </w:rPr>
+              <w:t xml:space="preserve"> | </w:t>
+            </w:r>
+          </w:p>
+          <w:p>
+            <w:pPr>
+              <w:widowControl w:val="0"/>
+              <w:autoSpaceDE w:val="0"/>
+              <w:autoSpaceDN w:val="0"/>
+              <w:adjustRightInd w:val="0"/>
+              <w:spacing w:before="0" w:line="240" w:lineRule="auto"/>
+              <w:rPr>
+                <w:rFonts w:ascii="BRH Malayalam Extra" w:eastAsia="Times New Roman" w:hAnsi="BRH Malayalam Extra" w:cs="BRH Malayalam Extra"/>
+                <w:color w:val="000000"/>
+                <w:sz w:val="40"/>
+                <w:szCs w:val="40"/>
+                <w:lang w:eastAsia="en-IN" w:bidi="ml-IN"/>
+              </w:rPr>
+            </w:pPr>
+            <w:r>
+              <w:rPr>
+                <w:rFonts w:ascii="Latha" w:hAnsi="Latha" w:cs="Latha"/>
+                <w:sz w:val="28"/>
+                <w:szCs w:val="28"/>
+                <w:cs/>
+                <w:lang w:bidi="ta-IN"/>
+              </w:rPr>
+              <w:t>வி</w:t>
+            </w:r>
+            <w:r>
+              <w:rPr>
+                <w:rFonts w:ascii="BRH Tamil Tab Extra" w:hAnsi="BRH Tamil Tab Extra" w:cs="Latha"/>
+                <w:b/>
+                <w:sz w:val="32"/>
+                <w:szCs w:val="28"/>
+                <w:lang w:bidi="ta-IN"/>
+              </w:rPr>
+              <w:t>…</w:t>
+            </w:r>
+            <w:r>
+              <w:rPr>
+                <w:rFonts w:ascii="Latha" w:hAnsi="Latha" w:cs="Latha"/>
+                <w:sz w:val="28"/>
+                <w:szCs w:val="28"/>
+                <w:cs/>
+                <w:lang w:bidi="ta-IN"/>
+              </w:rPr>
+              <w:t>தீ</w:t>
+            </w:r>
+            <w:r>
+              <w:rPr>
+                <w:rFonts w:ascii="BRH Tamil Tab Extra" w:hAnsi="BRH Tamil Tab Extra" w:cs="Latha"/>
+                <w:b/>
+                <w:sz w:val="32"/>
+                <w:szCs w:val="28"/>
+                <w:lang w:bidi="ta-IN"/>
+              </w:rPr>
+              <w:t>…</w:t>
+            </w:r>
+            <w:r>
+              <w:rPr>
+                <w:rFonts w:ascii="Latha" w:hAnsi="Latha" w:cs="Latha"/>
+                <w:b/>
+                <w:bCs/>
+                <w:position w:val="-12"/>
+                <w:sz w:val="28"/>
+                <w:szCs w:val="28"/>
+                <w:cs/>
+                <w:lang w:bidi="ta-IN"/>
+              </w:rPr>
+              <w:t>4</w:t>
+            </w:r>
+            <w:r>
+              <w:rPr>
+                <w:rFonts w:ascii="Latha" w:hAnsi="Latha" w:cs="Latha"/>
+                <w:sz w:val="28"/>
+                <w:szCs w:val="28"/>
+                <w:cs/>
+                <w:lang w:bidi="ta-IN"/>
+              </w:rPr>
+              <w:t>யத</w:t>
+            </w:r>
+            <w:r>
+              <w:rPr>
+                <w:rFonts w:ascii="BRH Tamil Tab Extra" w:hAnsi="BRH Tamil Tab Extra" w:cs="Latha"/>
+                <w:b/>
+                <w:sz w:val="32"/>
+                <w:szCs w:val="28"/>
+                <w:lang w:bidi="ta-IN"/>
+              </w:rPr>
+              <w:t>…</w:t>
+            </w:r>
+            <w:r>
+              <w:rPr>
+                <w:rFonts w:ascii="Latha" w:hAnsi="Latha" w:cs="Latha"/>
+                <w:sz w:val="28"/>
+                <w:szCs w:val="28"/>
+                <w:lang w:bidi="ta-IN"/>
+              </w:rPr>
+              <w:t xml:space="preserve"> </w:t>
+            </w:r>
+            <w:r>
+              <w:rPr>
+                <w:rFonts w:ascii="Latha" w:hAnsi="Latha" w:cs="Latha"/>
+                <w:sz w:val="28"/>
+                <w:szCs w:val="28"/>
+                <w:cs/>
+                <w:lang w:bidi="ta-IN"/>
+              </w:rPr>
+              <w:t>இதி</w:t>
+            </w:r>
+            <w:r>
+              <w:rPr>
+                <w:rFonts w:ascii="BRH Tamil Tab Extra" w:hAnsi="BRH Tamil Tab Extra" w:cs="Latha"/>
+                <w:b/>
+                <w:sz w:val="36"/>
+                <w:szCs w:val="28"/>
+                <w:lang w:bidi="ta-IN"/>
+              </w:rPr>
+              <w:t>†</w:t>
+            </w:r>
+            <w:r>
+              <w:rPr>
+                <w:rFonts w:ascii="Latha" w:hAnsi="Latha" w:cs="Latha"/>
+                <w:sz w:val="28"/>
+                <w:szCs w:val="28"/>
+                <w:lang w:bidi="ta-IN"/>
+              </w:rPr>
+              <w:t xml:space="preserve"> </w:t>
+            </w:r>
+            <w:r>
+              <w:rPr>
+                <w:rFonts w:ascii="Latha" w:hAnsi="Latha" w:cs="Latha"/>
+                <w:sz w:val="28"/>
+                <w:szCs w:val="28"/>
+                <w:cs/>
+                <w:lang w:bidi="ta-IN"/>
+              </w:rPr>
+              <w:t>வி</w:t>
+            </w:r>
+            <w:r>
+              <w:rPr>
+                <w:rFonts w:ascii="Latha" w:hAnsi="Latha" w:cs="Latha"/>
+                <w:sz w:val="28"/>
+                <w:szCs w:val="28"/>
+                <w:lang w:bidi="ta-IN"/>
+              </w:rPr>
+              <w:t xml:space="preserve"> - </w:t>
+            </w:r>
+            <w:r>
+              <w:rPr>
+                <w:rFonts w:ascii="Latha" w:hAnsi="Latha" w:cs="Latha"/>
+                <w:sz w:val="28"/>
+                <w:szCs w:val="28"/>
+                <w:cs/>
+                <w:lang w:bidi="ta-IN"/>
+              </w:rPr>
+              <w:t>தீ</w:t>
+            </w:r>
+            <w:r>
+              <w:rPr>
+                <w:rFonts w:ascii="BRH Tamil Tab Extra" w:hAnsi="BRH Tamil Tab Extra" w:cs="Latha"/>
+                <w:b/>
+                <w:sz w:val="32"/>
+                <w:szCs w:val="28"/>
+                <w:lang w:bidi="ta-IN"/>
+              </w:rPr>
+              <w:t>…</w:t>
+            </w:r>
+            <w:r>
+              <w:rPr>
+                <w:rFonts w:ascii="Latha" w:hAnsi="Latha" w:cs="Latha"/>
+                <w:b/>
+                <w:bCs/>
+                <w:position w:val="-12"/>
+                <w:sz w:val="28"/>
+                <w:szCs w:val="28"/>
+                <w:cs/>
+                <w:lang w:bidi="ta-IN"/>
+              </w:rPr>
+              <w:t>4</w:t>
+            </w:r>
+            <w:r>
+              <w:rPr>
+                <w:rFonts w:ascii="Latha" w:hAnsi="Latha" w:cs="Latha"/>
+                <w:sz w:val="28"/>
+                <w:szCs w:val="28"/>
+                <w:cs/>
+                <w:lang w:bidi="ta-IN"/>
+              </w:rPr>
+              <w:t>யதே</w:t>
+            </w:r>
+            <w:r>
+              <w:rPr>
+                <w:rFonts w:ascii="BRH Tamil Tab Extra" w:hAnsi="BRH Tamil Tab Extra" w:cs="Latha"/>
+                <w:b/>
+                <w:sz w:val="36"/>
+                <w:szCs w:val="28"/>
+                <w:lang w:bidi="ta-IN"/>
+              </w:rPr>
+              <w:t>‡</w:t>
+            </w:r>
+            <w:r>
+              <w:rPr>
+                <w:rFonts w:ascii="Latha" w:hAnsi="Latha" w:cs="Latha"/>
+                <w:sz w:val="28"/>
+                <w:szCs w:val="28"/>
+                <w:lang w:bidi="ta-IN"/>
+              </w:rPr>
+              <w:t xml:space="preserve"> |</w:t>
+            </w:r>
+          </w:p>
+        </w:tc>
+        <w:tc>
+          <w:tcPr>
+            <w:tcW w:w="5103" w:type="dxa"/>
+          </w:tcPr>
+          <w:p>
+            <w:pPr>
+              <w:widowControl w:val="0"/>
+              <w:autoSpaceDE w:val="0"/>
+              <w:autoSpaceDN w:val="0"/>
+              <w:adjustRightInd w:val="0"/>
+              <w:spacing w:before="0" w:line="240" w:lineRule="auto"/>
+              <w:rPr>
+                <w:rFonts w:ascii="BRH Malayalam Extra" w:eastAsia="Times New Roman" w:hAnsi="BRH Malayalam Extra" w:cs="BRH Malayalam Extra"/>
+                <w:color w:val="000000"/>
+                <w:sz w:val="40"/>
+                <w:szCs w:val="40"/>
+                <w:lang w:eastAsia="en-IN" w:bidi="ml-IN"/>
+              </w:rPr>
+            </w:pPr>
+            <w:r>
+              <w:rPr>
+                <w:rFonts w:ascii="Latha" w:hAnsi="Latha" w:cs="Latha"/>
+                <w:sz w:val="28"/>
+                <w:szCs w:val="28"/>
+                <w:cs/>
+                <w:lang w:bidi="ta-IN"/>
+              </w:rPr>
+              <w:t>வி</w:t>
+            </w:r>
+            <w:r>
+              <w:rPr>
+                <w:rFonts w:ascii="BRH Tamil Tab Extra" w:hAnsi="BRH Tamil Tab Extra" w:cs="Latha"/>
+                <w:b/>
+                <w:sz w:val="32"/>
+                <w:szCs w:val="28"/>
+                <w:lang w:bidi="ta-IN"/>
+              </w:rPr>
+              <w:t>…</w:t>
+            </w:r>
+            <w:r>
+              <w:rPr>
+                <w:rFonts w:ascii="Latha" w:hAnsi="Latha" w:cs="Latha"/>
+                <w:sz w:val="28"/>
+                <w:szCs w:val="28"/>
+                <w:highlight w:val="green"/>
+                <w:cs/>
+                <w:lang w:bidi="ta-IN"/>
+              </w:rPr>
+              <w:t>தீ</w:t>
+            </w:r>
+            <w:r>
+              <w:rPr>
+                <w:rFonts w:ascii="BRH Tamil Tab Extra" w:hAnsi="BRH Tamil Tab Extra" w:cs="Latha"/>
+                <w:b/>
+                <w:sz w:val="32"/>
+                <w:szCs w:val="28"/>
+                <w:lang w:bidi="ta-IN"/>
+              </w:rPr>
+              <w:t>…</w:t>
+            </w:r>
+            <w:r>
+              <w:rPr>
+                <w:rFonts w:ascii="Latha" w:hAnsi="Latha" w:cs="Latha"/>
+                <w:b/>
+                <w:bCs/>
+                <w:position w:val="-12"/>
+                <w:sz w:val="28"/>
+                <w:szCs w:val="28"/>
+                <w:cs/>
+                <w:lang w:bidi="ta-IN"/>
+              </w:rPr>
+              <w:t>4</w:t>
+            </w:r>
+            <w:r>
+              <w:rPr>
+                <w:rFonts w:ascii="Latha" w:hAnsi="Latha" w:cs="Latha"/>
+                <w:sz w:val="28"/>
+                <w:szCs w:val="28"/>
+                <w:cs/>
+                <w:lang w:bidi="ta-IN"/>
+              </w:rPr>
+              <w:t>யதே</w:t>
+            </w:r>
+            <w:r>
+              <w:rPr>
+                <w:rFonts w:ascii="BRH Tamil Tab Extra" w:hAnsi="BRH Tamil Tab Extra" w:cs="Latha"/>
+                <w:b/>
+                <w:sz w:val="32"/>
+                <w:szCs w:val="28"/>
+                <w:lang w:bidi="ta-IN"/>
+              </w:rPr>
+              <w:t>…</w:t>
+            </w:r>
+            <w:r>
+              <w:rPr>
+                <w:rFonts w:ascii="Latha" w:hAnsi="Latha" w:cs="Latha"/>
+                <w:sz w:val="28"/>
+                <w:szCs w:val="28"/>
+                <w:lang w:bidi="ta-IN"/>
+              </w:rPr>
+              <w:t xml:space="preserve"> </w:t>
+            </w:r>
+            <w:r>
+              <w:rPr>
+                <w:rFonts w:ascii="Latha" w:hAnsi="Latha" w:cs="Latha"/>
+                <w:sz w:val="28"/>
+                <w:szCs w:val="28"/>
+                <w:cs/>
+                <w:lang w:bidi="ta-IN"/>
+              </w:rPr>
+              <w:t>ய</w:t>
+            </w:r>
+            <w:r>
+              <w:rPr>
+                <w:rFonts w:ascii="Latha" w:hAnsi="Latha" w:cs="Latha"/>
+                <w:b/>
+                <w:bCs/>
+                <w:sz w:val="32"/>
+                <w:szCs w:val="32"/>
+                <w:cs/>
+                <w:lang w:bidi="ta-IN"/>
+              </w:rPr>
+              <w:t>:</w:t>
+            </w:r>
+            <w:r>
+              <w:rPr>
+                <w:rFonts w:ascii="Latha" w:hAnsi="Latha" w:cs="Latha"/>
+                <w:sz w:val="28"/>
+                <w:szCs w:val="28"/>
+                <w:lang w:bidi="ta-IN"/>
+              </w:rPr>
+              <w:t xml:space="preserve"> | </w:t>
+            </w:r>
+            <w:r>
+              <w:rPr>
+                <w:rFonts w:ascii="Latha" w:hAnsi="Latha" w:cs="Latha"/>
+                <w:sz w:val="28"/>
+                <w:szCs w:val="28"/>
+                <w:cs/>
+                <w:lang w:bidi="ta-IN"/>
+              </w:rPr>
+              <w:t>வி</w:t>
+            </w:r>
+            <w:r>
+              <w:rPr>
+                <w:rFonts w:ascii="BRH Tamil Tab Extra" w:hAnsi="BRH Tamil Tab Extra" w:cs="Latha"/>
+                <w:b/>
+                <w:sz w:val="32"/>
+                <w:szCs w:val="28"/>
+                <w:lang w:bidi="ta-IN"/>
+              </w:rPr>
+              <w:t>…</w:t>
+            </w:r>
+            <w:r>
+              <w:rPr>
+                <w:rFonts w:ascii="Latha" w:hAnsi="Latha" w:cs="Latha"/>
+                <w:sz w:val="28"/>
+                <w:szCs w:val="28"/>
+                <w:cs/>
+                <w:lang w:bidi="ta-IN"/>
+              </w:rPr>
+              <w:t>தீ</w:t>
+            </w:r>
+            <w:r>
+              <w:rPr>
+                <w:rFonts w:ascii="BRH Tamil Tab Extra" w:hAnsi="BRH Tamil Tab Extra" w:cs="Latha"/>
+                <w:b/>
+                <w:sz w:val="32"/>
+                <w:szCs w:val="28"/>
+                <w:lang w:bidi="ta-IN"/>
+              </w:rPr>
+              <w:t>…</w:t>
+            </w:r>
+            <w:r>
+              <w:rPr>
+                <w:rFonts w:ascii="Latha" w:hAnsi="Latha" w:cs="Latha"/>
+                <w:b/>
+                <w:bCs/>
+                <w:position w:val="-12"/>
+                <w:sz w:val="28"/>
+                <w:szCs w:val="28"/>
+                <w:cs/>
+                <w:lang w:bidi="ta-IN"/>
+              </w:rPr>
+              <w:t>4</w:t>
+            </w:r>
+            <w:r>
+              <w:rPr>
+                <w:rFonts w:ascii="Latha" w:hAnsi="Latha" w:cs="Latha"/>
+                <w:sz w:val="28"/>
+                <w:szCs w:val="28"/>
+                <w:cs/>
+                <w:lang w:bidi="ta-IN"/>
+              </w:rPr>
+              <w:t>யத</w:t>
+            </w:r>
+            <w:r>
+              <w:rPr>
+                <w:rFonts w:ascii="BRH Tamil Tab Extra" w:hAnsi="BRH Tamil Tab Extra" w:cs="Latha"/>
+                <w:b/>
+                <w:sz w:val="32"/>
+                <w:szCs w:val="28"/>
+                <w:lang w:bidi="ta-IN"/>
+              </w:rPr>
+              <w:t>…</w:t>
+            </w:r>
+            <w:r>
+              <w:rPr>
+                <w:rFonts w:ascii="Latha" w:hAnsi="Latha" w:cs="Latha"/>
+                <w:sz w:val="28"/>
+                <w:szCs w:val="28"/>
+                <w:lang w:bidi="ta-IN"/>
+              </w:rPr>
+              <w:t xml:space="preserve"> </w:t>
+            </w:r>
+            <w:r>
+              <w:rPr>
+                <w:rFonts w:ascii="Latha" w:hAnsi="Latha" w:cs="Latha"/>
+                <w:sz w:val="28"/>
+                <w:szCs w:val="28"/>
+                <w:cs/>
+                <w:lang w:bidi="ta-IN"/>
+              </w:rPr>
+              <w:t>இதி</w:t>
+            </w:r>
+            <w:r>
+              <w:rPr>
+                <w:rFonts w:ascii="BRH Tamil Tab Extra" w:hAnsi="BRH Tamil Tab Extra" w:cs="Latha"/>
+                <w:b/>
+                <w:sz w:val="36"/>
+                <w:szCs w:val="28"/>
+                <w:lang w:bidi="ta-IN"/>
+              </w:rPr>
+              <w:t>†</w:t>
+            </w:r>
+            <w:r>
+              <w:rPr>
+                <w:rFonts w:ascii="Latha" w:hAnsi="Latha" w:cs="Latha"/>
+                <w:sz w:val="28"/>
+                <w:szCs w:val="28"/>
+                <w:lang w:bidi="ta-IN"/>
+              </w:rPr>
+              <w:t xml:space="preserve"> </w:t>
+            </w:r>
+            <w:r>
+              <w:rPr>
+                <w:rFonts w:ascii="Latha" w:hAnsi="Latha" w:cs="Latha"/>
+                <w:sz w:val="28"/>
+                <w:szCs w:val="28"/>
+                <w:cs/>
+                <w:lang w:bidi="ta-IN"/>
+              </w:rPr>
+              <w:t>வி</w:t>
+            </w:r>
+            <w:r>
+              <w:rPr>
+                <w:rFonts w:ascii="Latha" w:hAnsi="Latha" w:cs="Latha"/>
+                <w:sz w:val="28"/>
+                <w:szCs w:val="28"/>
+                <w:lang w:bidi="ta-IN"/>
+              </w:rPr>
+              <w:t xml:space="preserve"> - </w:t>
+            </w:r>
+            <w:r>
+              <w:rPr>
+                <w:rFonts w:ascii="Latha" w:hAnsi="Latha" w:cs="Latha"/>
+                <w:sz w:val="28"/>
+                <w:szCs w:val="28"/>
+                <w:cs/>
+                <w:lang w:bidi="ta-IN"/>
+              </w:rPr>
+              <w:t>தீ</w:t>
+            </w:r>
+            <w:r>
+              <w:rPr>
+                <w:rFonts w:ascii="BRH Tamil Tab Extra" w:hAnsi="BRH Tamil Tab Extra" w:cs="Latha"/>
+                <w:b/>
+                <w:sz w:val="32"/>
+                <w:szCs w:val="28"/>
+                <w:lang w:bidi="ta-IN"/>
+              </w:rPr>
+              <w:t>…</w:t>
+            </w:r>
+            <w:r>
+              <w:rPr>
+                <w:rFonts w:ascii="Latha" w:hAnsi="Latha" w:cs="Latha"/>
+                <w:b/>
+                <w:bCs/>
+                <w:position w:val="-12"/>
+                <w:sz w:val="28"/>
+                <w:szCs w:val="28"/>
+                <w:cs/>
+                <w:lang w:bidi="ta-IN"/>
+              </w:rPr>
+              <w:t>4</w:t>
+            </w:r>
+            <w:r>
+              <w:rPr>
+                <w:rFonts w:ascii="Latha" w:hAnsi="Latha" w:cs="Latha"/>
+                <w:sz w:val="28"/>
+                <w:szCs w:val="28"/>
+                <w:cs/>
+                <w:lang w:bidi="ta-IN"/>
+              </w:rPr>
+              <w:t>யதே</w:t>
+            </w:r>
+            <w:r>
+              <w:rPr>
+                <w:rFonts w:ascii="BRH Tamil Tab Extra" w:hAnsi="BRH Tamil Tab Extra" w:cs="Latha"/>
+                <w:b/>
+                <w:sz w:val="36"/>
+                <w:szCs w:val="28"/>
+                <w:lang w:bidi="ta-IN"/>
+              </w:rPr>
+              <w:t>‡</w:t>
+            </w:r>
+            <w:r>
+              <w:rPr>
+                <w:rFonts w:ascii="Latha" w:hAnsi="Latha" w:cs="Latha"/>
+                <w:sz w:val="28"/>
+                <w:szCs w:val="28"/>
+                <w:lang w:bidi="ta-IN"/>
+              </w:rPr>
+              <w:t xml:space="preserve"> |</w:t>
+            </w:r>
+          </w:p>
+        </w:tc>
+      </w:tr>
+      <w:tr>
+        <w:trPr>
           <w:trHeight w:val="1550"/>
         </w:trPr>
         <w:tc>
@@ -3615,7 +4430,6 @@
                 <w:sz w:val="28"/>
                 <w:szCs w:val="28"/>
               </w:rPr>
-              <w:lastRenderedPageBreak/>
               <w:t>T.S.5.3.5.4 – Kramam</w:t>
             </w:r>
           </w:p>
@@ -4302,7 +5116,7 @@
                 <w:b/>
                 <w:sz w:val="32"/>
                 <w:szCs w:val="28"/>
-                <w:lang w:bidi="ta-IN"/>
+                <w:lang w:val="it-IT" w:bidi="ta-IN"/>
               </w:rPr>
               <w:t>…</w:t>
             </w:r>
@@ -4322,16 +5136,16 @@
                 <w:b/>
                 <w:sz w:val="32"/>
                 <w:szCs w:val="28"/>
-                <w:lang w:bidi="ta-IN"/>
-              </w:rPr>
-              <w:t>…</w:t>
-            </w:r>
-            <w:r>
-              <w:rPr>
-                <w:rFonts w:ascii="Latha" w:hAnsi="Latha" w:cs="Latha"/>
-                <w:sz w:val="28"/>
-                <w:szCs w:val="28"/>
-                <w:lang w:bidi="ta-IN"/>
+                <w:lang w:val="it-IT" w:bidi="ta-IN"/>
+              </w:rPr>
+              <w:t>…</w:t>
+            </w:r>
+            <w:r>
+              <w:rPr>
+                <w:rFonts w:ascii="Latha" w:hAnsi="Latha" w:cs="Latha"/>
+                <w:sz w:val="28"/>
+                <w:szCs w:val="28"/>
+                <w:lang w:val="it-IT" w:bidi="ta-IN"/>
               </w:rPr>
               <w:t xml:space="preserve"> </w:t>
             </w:r>
@@ -4351,7 +5165,7 @@
                 <w:b/>
                 <w:sz w:val="32"/>
                 <w:szCs w:val="28"/>
-                <w:lang w:bidi="ta-IN"/>
+                <w:lang w:val="it-IT" w:bidi="ta-IN"/>
               </w:rPr>
               <w:t>…</w:t>
             </w:r>
@@ -4371,7 +5185,7 @@
                 <w:b/>
                 <w:sz w:val="36"/>
                 <w:szCs w:val="28"/>
-                <w:lang w:bidi="ta-IN"/>
+                <w:lang w:val="it-IT" w:bidi="ta-IN"/>
               </w:rPr>
               <w:t>Æ</w:t>
             </w:r>
@@ -4391,7 +5205,7 @@
                 <w:b/>
                 <w:sz w:val="32"/>
                 <w:szCs w:val="28"/>
-                <w:lang w:bidi="ta-IN"/>
+                <w:lang w:val="it-IT" w:bidi="ta-IN"/>
               </w:rPr>
               <w:t>…</w:t>
             </w:r>
@@ -4436,7 +5250,7 @@
                 <w:sz w:val="32"/>
                 <w:szCs w:val="28"/>
                 <w:highlight w:val="yellow"/>
-                <w:lang w:bidi="ta-IN"/>
+                <w:lang w:val="it-IT" w:bidi="ta-IN"/>
               </w:rPr>
               <w:t>…</w:t>
             </w:r>
@@ -4469,7 +5283,7 @@
                 <w:rFonts w:ascii="Latha" w:hAnsi="Latha" w:cs="Latha"/>
                 <w:sz w:val="28"/>
                 <w:szCs w:val="28"/>
-                <w:lang w:bidi="ta-IN"/>
+                <w:lang w:val="it-IT" w:bidi="ta-IN"/>
               </w:rPr>
               <w:t xml:space="preserve"> | </w:t>
             </w:r>
@@ -4489,7 +5303,7 @@
                 <w:b/>
                 <w:sz w:val="32"/>
                 <w:szCs w:val="28"/>
-                <w:lang w:bidi="ta-IN"/>
+                <w:lang w:val="it-IT" w:bidi="ta-IN"/>
               </w:rPr>
               <w:t>…</w:t>
             </w:r>
@@ -4509,7 +5323,7 @@
                 <w:b/>
                 <w:sz w:val="36"/>
                 <w:szCs w:val="28"/>
-                <w:lang w:bidi="ta-IN"/>
+                <w:lang w:val="it-IT" w:bidi="ta-IN"/>
               </w:rPr>
               <w:t>Æ</w:t>
             </w:r>
@@ -4529,7 +5343,7 @@
                 <w:b/>
                 <w:sz w:val="32"/>
                 <w:szCs w:val="28"/>
-                <w:lang w:bidi="ta-IN"/>
+                <w:lang w:val="it-IT" w:bidi="ta-IN"/>
               </w:rPr>
               <w:t>…</w:t>
             </w:r>
@@ -4574,7 +5388,7 @@
                 <w:sz w:val="32"/>
                 <w:szCs w:val="28"/>
                 <w:highlight w:val="yellow"/>
-                <w:lang w:bidi="ta-IN"/>
+                <w:lang w:val="it-IT" w:bidi="ta-IN"/>
               </w:rPr>
               <w:t>…</w:t>
             </w:r>
@@ -4594,7 +5408,7 @@
                 <w:rFonts w:ascii="Latha" w:hAnsi="Latha" w:cs="Latha"/>
                 <w:sz w:val="28"/>
                 <w:szCs w:val="28"/>
-                <w:lang w:bidi="ta-IN"/>
+                <w:lang w:val="it-IT" w:bidi="ta-IN"/>
               </w:rPr>
               <w:t xml:space="preserve"> </w:t>
             </w:r>
@@ -4613,7 +5427,7 @@
                 <w:rFonts w:ascii="Latha" w:hAnsi="Latha" w:cs="Latha"/>
                 <w:sz w:val="28"/>
                 <w:szCs w:val="28"/>
-                <w:lang w:bidi="ta-IN"/>
+                <w:lang w:val="it-IT" w:bidi="ta-IN"/>
               </w:rPr>
               <w:t xml:space="preserve"> | </w:t>
             </w:r>
@@ -4643,7 +5457,7 @@
                 <w:b/>
                 <w:sz w:val="32"/>
                 <w:szCs w:val="28"/>
-                <w:lang w:bidi="ta-IN"/>
+                <w:lang w:val="it-IT" w:bidi="ta-IN"/>
               </w:rPr>
               <w:t>…</w:t>
             </w:r>
@@ -4663,7 +5477,7 @@
                 <w:b/>
                 <w:sz w:val="36"/>
                 <w:szCs w:val="28"/>
-                <w:lang w:bidi="ta-IN"/>
+                <w:lang w:val="it-IT" w:bidi="ta-IN"/>
               </w:rPr>
               <w:t>Æ</w:t>
             </w:r>
@@ -4684,7 +5498,7 @@
                 <w:sz w:val="32"/>
                 <w:szCs w:val="28"/>
                 <w:highlight w:val="yellow"/>
-                <w:lang w:bidi="ta-IN"/>
+                <w:lang w:val="it-IT" w:bidi="ta-IN"/>
               </w:rPr>
               <w:t>…</w:t>
             </w:r>
@@ -4731,7 +5545,7 @@
                 <w:sz w:val="32"/>
                 <w:szCs w:val="28"/>
                 <w:highlight w:val="yellow"/>
-                <w:lang w:bidi="ta-IN"/>
+                <w:lang w:val="it-IT" w:bidi="ta-IN"/>
               </w:rPr>
               <w:t>…</w:t>
             </w:r>
@@ -4751,7 +5565,7 @@
                 <w:rFonts w:ascii="Latha" w:hAnsi="Latha" w:cs="Latha"/>
                 <w:sz w:val="28"/>
                 <w:szCs w:val="28"/>
-                <w:lang w:bidi="ta-IN"/>
+                <w:lang w:val="it-IT" w:bidi="ta-IN"/>
               </w:rPr>
               <w:t xml:space="preserve"> </w:t>
             </w:r>
@@ -4771,7 +5585,7 @@
                 <w:b/>
                 <w:sz w:val="36"/>
                 <w:szCs w:val="28"/>
-                <w:lang w:bidi="ta-IN"/>
+                <w:lang w:val="it-IT" w:bidi="ta-IN"/>
               </w:rPr>
               <w:t>†</w:t>
             </w:r>
@@ -4780,7 +5594,7 @@
                 <w:rFonts w:ascii="Latha" w:hAnsi="Latha" w:cs="Latha"/>
                 <w:sz w:val="28"/>
                 <w:szCs w:val="28"/>
-                <w:lang w:bidi="ta-IN"/>
+                <w:lang w:val="it-IT" w:bidi="ta-IN"/>
               </w:rPr>
               <w:t xml:space="preserve"> </w:t>
             </w:r>
@@ -4799,7 +5613,7 @@
                 <w:rFonts w:ascii="Latha" w:hAnsi="Latha" w:cs="Latha"/>
                 <w:sz w:val="28"/>
                 <w:szCs w:val="28"/>
-                <w:lang w:bidi="ta-IN"/>
+                <w:lang w:val="it-IT" w:bidi="ta-IN"/>
               </w:rPr>
               <w:t xml:space="preserve"> - </w:t>
             </w:r>
@@ -4819,7 +5633,7 @@
                 <w:b/>
                 <w:sz w:val="32"/>
                 <w:szCs w:val="28"/>
-                <w:lang w:bidi="ta-IN"/>
+                <w:lang w:val="it-IT" w:bidi="ta-IN"/>
               </w:rPr>
               <w:t>…</w:t>
             </w:r>
@@ -4865,7 +5679,7 @@
                 <w:sz w:val="32"/>
                 <w:szCs w:val="28"/>
                 <w:highlight w:val="yellow"/>
-                <w:lang w:bidi="ta-IN"/>
+                <w:lang w:val="it-IT" w:bidi="ta-IN"/>
               </w:rPr>
               <w:t>…</w:t>
             </w:r>
@@ -4898,7 +5712,7 @@
                 <w:rFonts w:ascii="Latha" w:hAnsi="Latha" w:cs="Latha"/>
                 <w:sz w:val="28"/>
                 <w:szCs w:val="28"/>
-                <w:lang w:bidi="ta-IN"/>
+                <w:lang w:val="it-IT" w:bidi="ta-IN"/>
               </w:rPr>
               <w:t xml:space="preserve"> |</w:t>
             </w:r>
@@ -5850,6 +6664,7 @@
                 <w:sz w:val="28"/>
                 <w:szCs w:val="32"/>
               </w:rPr>
+              <w:lastRenderedPageBreak/>
               <w:t>T.S.5.3.</w:t>
             </w:r>
             <w:r>
@@ -6864,7 +7679,6 @@
           <w:szCs w:val="32"/>
           <w:u w:val="single"/>
         </w:rPr>
-        <w:lastRenderedPageBreak/>
         <w:t xml:space="preserve">TS </w:t>
       </w:r>
       <w:r>
@@ -9374,6 +10188,7 @@
                 <w:sz w:val="28"/>
                 <w:szCs w:val="32"/>
               </w:rPr>
+              <w:lastRenderedPageBreak/>
               <w:t>T.S.5.3.4.5 – Kramam</w:t>
             </w:r>
           </w:p>
@@ -10433,7 +11248,6 @@
                 <w:cs/>
                 <w:lang w:bidi="ta-IN"/>
               </w:rPr>
-              <w:lastRenderedPageBreak/>
               <w:t>ப்ராசீ</w:t>
             </w:r>
             <w:r>
@@ -10521,7 +11335,6 @@
                 <w:sz w:val="28"/>
                 <w:szCs w:val="32"/>
               </w:rPr>
-              <w:lastRenderedPageBreak/>
               <w:t>T.S.5.3.7.4 – Kramam</w:t>
             </w:r>
           </w:p>

--- a/TS-Kramam/TS-5.3/TS 5.3 Tamil Krama Paatam Corrections.docx
+++ b/TS-Kramam/TS-5.3/TS 5.3 Tamil Krama Paatam Corrections.docx
@@ -4927,6 +4927,1107 @@
             <w:r>
               <w:rPr>
                 <w:rFonts w:ascii="Latha" w:hAnsi="Latha" w:cs="Latha"/>
+                <w:sz w:val="28"/>
+                <w:szCs w:val="28"/>
+                <w:lang w:val="it-IT" w:bidi="ta-IN"/>
+              </w:rPr>
+              <w:t xml:space="preserve"> |</w:t>
+            </w:r>
+          </w:p>
+        </w:tc>
+      </w:tr>
+      <w:tr>
+        <w:trPr>
+          <w:trHeight w:val="1124"/>
+        </w:trPr>
+        <w:tc>
+          <w:tcPr>
+            <w:tcW w:w="3764" w:type="dxa"/>
+          </w:tcPr>
+          <w:p>
+            <w:pPr>
+              <w:widowControl w:val="0"/>
+              <w:tabs>
+                <w:tab w:val="left" w:pos="993"/>
+              </w:tabs>
+              <w:autoSpaceDE w:val="0"/>
+              <w:autoSpaceDN w:val="0"/>
+              <w:adjustRightInd w:val="0"/>
+              <w:spacing w:before="0" w:line="240" w:lineRule="auto"/>
+              <w:ind w:right="297"/>
+              <w:rPr>
+                <w:rFonts w:cs="Arial"/>
+                <w:b/>
+                <w:sz w:val="28"/>
+                <w:szCs w:val="32"/>
+              </w:rPr>
+            </w:pPr>
+            <w:r>
+              <w:rPr>
+                <w:rFonts w:cs="Arial"/>
+                <w:b/>
+                <w:sz w:val="28"/>
+                <w:szCs w:val="32"/>
+              </w:rPr>
+              <w:t>T.S.5.3.</w:t>
+            </w:r>
+            <w:r>
+              <w:rPr>
+                <w:rFonts w:cs="Arial"/>
+                <w:b/>
+                <w:sz w:val="28"/>
+                <w:szCs w:val="32"/>
+              </w:rPr>
+              <w:t>7.1</w:t>
+            </w:r>
+            <w:r>
+              <w:rPr>
+                <w:rFonts w:cs="Arial"/>
+                <w:b/>
+                <w:sz w:val="28"/>
+                <w:szCs w:val="32"/>
+              </w:rPr>
+              <w:t xml:space="preserve"> – Kramam</w:t>
+            </w:r>
+          </w:p>
+          <w:p>
+            <w:pPr>
+              <w:widowControl w:val="0"/>
+              <w:tabs>
+                <w:tab w:val="left" w:pos="993"/>
+              </w:tabs>
+              <w:autoSpaceDE w:val="0"/>
+              <w:autoSpaceDN w:val="0"/>
+              <w:adjustRightInd w:val="0"/>
+              <w:spacing w:before="0" w:line="240" w:lineRule="auto"/>
+              <w:ind w:right="297"/>
+              <w:rPr>
+                <w:rFonts w:cs="Arial"/>
+                <w:b/>
+                <w:sz w:val="28"/>
+                <w:szCs w:val="36"/>
+                <w:lang w:val="en-IN"/>
+              </w:rPr>
+            </w:pPr>
+            <w:r>
+              <w:rPr>
+                <w:rFonts w:cs="Arial"/>
+                <w:b/>
+                <w:sz w:val="28"/>
+                <w:szCs w:val="36"/>
+                <w:lang w:val="en-IN"/>
+              </w:rPr>
+              <w:t>Krama Vaakyam No.– 33</w:t>
+            </w:r>
+          </w:p>
+          <w:p>
+            <w:pPr>
+              <w:widowControl w:val="0"/>
+              <w:tabs>
+                <w:tab w:val="left" w:pos="993"/>
+              </w:tabs>
+              <w:autoSpaceDE w:val="0"/>
+              <w:autoSpaceDN w:val="0"/>
+              <w:adjustRightInd w:val="0"/>
+              <w:spacing w:before="0" w:line="240" w:lineRule="auto"/>
+              <w:ind w:right="297"/>
+              <w:rPr>
+                <w:rFonts w:cs="Arial"/>
+                <w:b/>
+                <w:sz w:val="28"/>
+                <w:szCs w:val="32"/>
+                <w:lang w:val="it-IT"/>
+              </w:rPr>
+            </w:pPr>
+            <w:r>
+              <w:rPr>
+                <w:rFonts w:cs="Arial"/>
+                <w:b/>
+                <w:sz w:val="28"/>
+                <w:szCs w:val="32"/>
+                <w:lang w:val="it-IT"/>
+              </w:rPr>
+              <w:t>Panchaati No</w:t>
+            </w:r>
+            <w:r>
+              <w:rPr>
+                <w:rFonts w:cs="Arial"/>
+                <w:b/>
+                <w:szCs w:val="32"/>
+                <w:lang w:val="it-IT"/>
+              </w:rPr>
+              <w:t xml:space="preserve">. - </w:t>
+            </w:r>
+            <w:r>
+              <w:rPr>
+                <w:rFonts w:cs="Arial"/>
+                <w:b/>
+                <w:sz w:val="28"/>
+                <w:szCs w:val="32"/>
+                <w:lang w:val="it-IT"/>
+              </w:rPr>
+              <w:t>31</w:t>
+            </w:r>
+          </w:p>
+        </w:tc>
+        <w:tc>
+          <w:tcPr>
+            <w:tcW w:w="5528" w:type="dxa"/>
+          </w:tcPr>
+          <w:p>
+            <w:pPr>
+              <w:widowControl w:val="0"/>
+              <w:autoSpaceDE w:val="0"/>
+              <w:autoSpaceDN w:val="0"/>
+              <w:adjustRightInd w:val="0"/>
+              <w:spacing w:before="0" w:line="240" w:lineRule="auto"/>
+              <w:rPr>
+                <w:rFonts w:ascii="Latha" w:hAnsi="Latha" w:cs="Latha"/>
+                <w:sz w:val="28"/>
+                <w:szCs w:val="28"/>
+                <w:lang w:val="it-IT" w:bidi="ta-IN"/>
+              </w:rPr>
+            </w:pPr>
+            <w:r>
+              <w:rPr>
+                <w:rFonts w:ascii="Latha" w:hAnsi="Latha" w:cs="Latha"/>
+                <w:sz w:val="28"/>
+                <w:szCs w:val="28"/>
+                <w:cs/>
+                <w:lang w:bidi="ta-IN"/>
+              </w:rPr>
+              <w:t>யஸ்</w:t>
+            </w:r>
+            <w:r>
+              <w:rPr>
+                <w:rFonts w:ascii="Latha" w:hAnsi="Latha" w:cs="Latha"/>
+                <w:sz w:val="28"/>
+                <w:szCs w:val="28"/>
+                <w:highlight w:val="yellow"/>
+                <w:cs/>
+                <w:lang w:bidi="ta-IN"/>
+              </w:rPr>
+              <w:t>யே</w:t>
+            </w:r>
+            <w:r>
+              <w:rPr>
+                <w:rFonts w:ascii="BRH Tamil Tab Extra" w:hAnsi="BRH Tamil Tab Extra" w:cs="Latha"/>
+                <w:b/>
+                <w:sz w:val="32"/>
+                <w:szCs w:val="28"/>
+                <w:lang w:val="it-IT" w:bidi="ta-IN"/>
+              </w:rPr>
+              <w:t>…</w:t>
+            </w:r>
+            <w:r>
+              <w:rPr>
+                <w:rFonts w:ascii="Latha" w:hAnsi="Latha" w:cs="Latha"/>
+                <w:sz w:val="28"/>
+                <w:szCs w:val="28"/>
+                <w:cs/>
+                <w:lang w:bidi="ta-IN"/>
+              </w:rPr>
+              <w:t>தா</w:t>
+            </w:r>
+            <w:r>
+              <w:rPr>
+                <w:rFonts w:ascii="Latha" w:hAnsi="Latha" w:cs="Latha"/>
+                <w:b/>
+                <w:bCs/>
+                <w:sz w:val="32"/>
+                <w:szCs w:val="32"/>
+                <w:cs/>
+                <w:lang w:bidi="ta-IN"/>
+              </w:rPr>
+              <w:t>:</w:t>
+            </w:r>
+            <w:r>
+              <w:rPr>
+                <w:rFonts w:ascii="Latha" w:hAnsi="Latha" w:cs="Latha"/>
+                <w:sz w:val="28"/>
+                <w:szCs w:val="28"/>
+                <w:lang w:val="it-IT" w:bidi="ta-IN"/>
+              </w:rPr>
+              <w:t xml:space="preserve"> | </w:t>
+            </w:r>
+          </w:p>
+          <w:p>
+            <w:pPr>
+              <w:widowControl w:val="0"/>
+              <w:autoSpaceDE w:val="0"/>
+              <w:autoSpaceDN w:val="0"/>
+              <w:adjustRightInd w:val="0"/>
+              <w:spacing w:before="0" w:line="240" w:lineRule="auto"/>
+              <w:rPr>
+                <w:rFonts w:ascii="BRH Devanagari Extra" w:hAnsi="BRH Devanagari Extra" w:cs="BRH Devanagari Extra"/>
+                <w:color w:val="000000"/>
+                <w:sz w:val="40"/>
+                <w:szCs w:val="40"/>
+                <w:lang w:val="it-IT" w:bidi="ml-IN"/>
+              </w:rPr>
+            </w:pPr>
+            <w:r>
+              <w:rPr>
+                <w:rFonts w:ascii="Latha" w:hAnsi="Latha" w:cs="Latha"/>
+                <w:sz w:val="28"/>
+                <w:szCs w:val="28"/>
+                <w:cs/>
+                <w:lang w:bidi="ta-IN"/>
+              </w:rPr>
+              <w:t>ஏ</w:t>
+            </w:r>
+            <w:r>
+              <w:rPr>
+                <w:rFonts w:ascii="BRH Tamil Tab Extra" w:hAnsi="BRH Tamil Tab Extra" w:cs="Latha"/>
+                <w:b/>
+                <w:sz w:val="32"/>
+                <w:szCs w:val="28"/>
+                <w:lang w:val="it-IT" w:bidi="ta-IN"/>
+              </w:rPr>
+              <w:t>…</w:t>
+            </w:r>
+            <w:r>
+              <w:rPr>
+                <w:rFonts w:ascii="Latha" w:hAnsi="Latha" w:cs="Latha"/>
+                <w:sz w:val="28"/>
+                <w:szCs w:val="28"/>
+                <w:cs/>
+                <w:lang w:bidi="ta-IN"/>
+              </w:rPr>
+              <w:t>தா</w:t>
+            </w:r>
+            <w:r>
+              <w:rPr>
+                <w:rFonts w:ascii="Latha" w:hAnsi="Latha" w:cs="Latha"/>
+                <w:sz w:val="28"/>
+                <w:szCs w:val="28"/>
+                <w:lang w:val="it-IT" w:bidi="ta-IN"/>
+              </w:rPr>
+              <w:t xml:space="preserve"> </w:t>
+            </w:r>
+            <w:r>
+              <w:rPr>
+                <w:rFonts w:ascii="Latha" w:hAnsi="Latha" w:cs="Latha"/>
+                <w:sz w:val="28"/>
+                <w:szCs w:val="28"/>
+                <w:cs/>
+                <w:lang w:bidi="ta-IN"/>
+              </w:rPr>
+              <w:t>உ</w:t>
+            </w:r>
+            <w:r>
+              <w:rPr>
+                <w:rFonts w:ascii="BRH Tamil Tab Extra" w:hAnsi="BRH Tamil Tab Extra" w:cs="Latha"/>
+                <w:b/>
+                <w:sz w:val="36"/>
+                <w:szCs w:val="28"/>
+                <w:lang w:val="it-IT" w:bidi="ta-IN"/>
+              </w:rPr>
+              <w:t>†</w:t>
+            </w:r>
+            <w:r>
+              <w:rPr>
+                <w:rFonts w:ascii="Latha" w:hAnsi="Latha" w:cs="Latha"/>
+                <w:sz w:val="28"/>
+                <w:szCs w:val="28"/>
+                <w:cs/>
+                <w:lang w:bidi="ta-IN"/>
+              </w:rPr>
+              <w:t>பதீ</w:t>
+            </w:r>
+            <w:r>
+              <w:rPr>
+                <w:rFonts w:ascii="BRH Tamil Tab Extra" w:hAnsi="BRH Tamil Tab Extra" w:cs="Latha"/>
+                <w:b/>
+                <w:sz w:val="32"/>
+                <w:szCs w:val="28"/>
+                <w:lang w:val="it-IT" w:bidi="ta-IN"/>
+              </w:rPr>
+              <w:t>…</w:t>
+            </w:r>
+            <w:r>
+              <w:rPr>
+                <w:rFonts w:ascii="Latha" w:hAnsi="Latha" w:cs="Latha"/>
+                <w:b/>
+                <w:bCs/>
+                <w:position w:val="-12"/>
+                <w:sz w:val="28"/>
+                <w:szCs w:val="28"/>
+                <w:cs/>
+                <w:lang w:bidi="ta-IN"/>
+              </w:rPr>
+              <w:t>4</w:t>
+            </w:r>
+            <w:r>
+              <w:rPr>
+                <w:rFonts w:ascii="Latha" w:hAnsi="Latha" w:cs="Latha"/>
+                <w:sz w:val="28"/>
+                <w:szCs w:val="28"/>
+                <w:cs/>
+                <w:lang w:bidi="ta-IN"/>
+              </w:rPr>
+              <w:t>யந்தே</w:t>
+            </w:r>
+            <w:r>
+              <w:rPr>
+                <w:rFonts w:ascii="BRH Tamil Tab Extra" w:hAnsi="BRH Tamil Tab Extra" w:cs="Latha"/>
+                <w:b/>
+                <w:sz w:val="36"/>
+                <w:szCs w:val="28"/>
+                <w:lang w:val="it-IT" w:bidi="ta-IN"/>
+              </w:rPr>
+              <w:t>‡</w:t>
+            </w:r>
+            <w:r>
+              <w:rPr>
+                <w:rFonts w:ascii="Latha" w:hAnsi="Latha" w:cs="Latha"/>
+                <w:sz w:val="28"/>
+                <w:szCs w:val="28"/>
+                <w:lang w:val="it-IT" w:bidi="ta-IN"/>
+              </w:rPr>
+              <w:t xml:space="preserve"> |</w:t>
+            </w:r>
+          </w:p>
+        </w:tc>
+        <w:tc>
+          <w:tcPr>
+            <w:tcW w:w="5103" w:type="dxa"/>
+          </w:tcPr>
+          <w:p>
+            <w:pPr>
+              <w:widowControl w:val="0"/>
+              <w:autoSpaceDE w:val="0"/>
+              <w:autoSpaceDN w:val="0"/>
+              <w:adjustRightInd w:val="0"/>
+              <w:spacing w:before="0" w:line="240" w:lineRule="auto"/>
+              <w:rPr>
+                <w:rFonts w:ascii="BRH Devanagari Extra" w:hAnsi="BRH Devanagari Extra" w:cs="BRH Devanagari Extra"/>
+                <w:color w:val="000000"/>
+                <w:sz w:val="40"/>
+                <w:szCs w:val="40"/>
+                <w:lang w:val="it-IT" w:bidi="ml-IN"/>
+              </w:rPr>
+            </w:pPr>
+            <w:r>
+              <w:rPr>
+                <w:rFonts w:ascii="Latha" w:hAnsi="Latha" w:cs="Latha"/>
+                <w:sz w:val="28"/>
+                <w:szCs w:val="28"/>
+                <w:cs/>
+                <w:lang w:bidi="ta-IN"/>
+              </w:rPr>
+              <w:t>யஸ்</w:t>
+            </w:r>
+            <w:r>
+              <w:rPr>
+                <w:rFonts w:ascii="Latha" w:hAnsi="Latha" w:cs="Latha"/>
+                <w:sz w:val="28"/>
+                <w:szCs w:val="28"/>
+                <w:highlight w:val="green"/>
+                <w:cs/>
+                <w:lang w:bidi="ta-IN"/>
+              </w:rPr>
+              <w:t>யை</w:t>
+            </w:r>
+            <w:r>
+              <w:rPr>
+                <w:rFonts w:ascii="BRH Tamil Tab Extra" w:hAnsi="BRH Tamil Tab Extra" w:cs="Latha"/>
+                <w:b/>
+                <w:sz w:val="32"/>
+                <w:szCs w:val="28"/>
+                <w:lang w:val="it-IT" w:bidi="ta-IN"/>
+              </w:rPr>
+              <w:t>…</w:t>
+            </w:r>
+            <w:r>
+              <w:rPr>
+                <w:rFonts w:ascii="Latha" w:hAnsi="Latha" w:cs="Latha"/>
+                <w:sz w:val="28"/>
+                <w:szCs w:val="28"/>
+                <w:cs/>
+                <w:lang w:bidi="ta-IN"/>
+              </w:rPr>
+              <w:t>தா</w:t>
+            </w:r>
+            <w:r>
+              <w:rPr>
+                <w:rFonts w:ascii="Latha" w:hAnsi="Latha" w:cs="Latha"/>
+                <w:b/>
+                <w:bCs/>
+                <w:sz w:val="32"/>
+                <w:szCs w:val="32"/>
+                <w:cs/>
+                <w:lang w:bidi="ta-IN"/>
+              </w:rPr>
+              <w:t>:</w:t>
+            </w:r>
+            <w:r>
+              <w:rPr>
+                <w:rFonts w:ascii="Latha" w:hAnsi="Latha" w:cs="Latha"/>
+                <w:sz w:val="28"/>
+                <w:szCs w:val="28"/>
+                <w:lang w:val="it-IT" w:bidi="ta-IN"/>
+              </w:rPr>
+              <w:t xml:space="preserve"> | </w:t>
+            </w:r>
+            <w:r>
+              <w:rPr>
+                <w:rFonts w:ascii="Latha" w:hAnsi="Latha" w:cs="Latha"/>
+                <w:sz w:val="28"/>
+                <w:szCs w:val="28"/>
+                <w:cs/>
+                <w:lang w:bidi="ta-IN"/>
+              </w:rPr>
+              <w:t>ஏ</w:t>
+            </w:r>
+            <w:r>
+              <w:rPr>
+                <w:rFonts w:ascii="BRH Tamil Tab Extra" w:hAnsi="BRH Tamil Tab Extra" w:cs="Latha"/>
+                <w:b/>
+                <w:sz w:val="32"/>
+                <w:szCs w:val="28"/>
+                <w:lang w:val="it-IT" w:bidi="ta-IN"/>
+              </w:rPr>
+              <w:t>…</w:t>
+            </w:r>
+            <w:r>
+              <w:rPr>
+                <w:rFonts w:ascii="Latha" w:hAnsi="Latha" w:cs="Latha"/>
+                <w:sz w:val="28"/>
+                <w:szCs w:val="28"/>
+                <w:cs/>
+                <w:lang w:bidi="ta-IN"/>
+              </w:rPr>
+              <w:t>தா</w:t>
+            </w:r>
+            <w:r>
+              <w:rPr>
+                <w:rFonts w:ascii="Latha" w:hAnsi="Latha" w:cs="Latha"/>
+                <w:sz w:val="28"/>
+                <w:szCs w:val="28"/>
+                <w:lang w:val="it-IT" w:bidi="ta-IN"/>
+              </w:rPr>
+              <w:t xml:space="preserve"> </w:t>
+            </w:r>
+            <w:r>
+              <w:rPr>
+                <w:rFonts w:ascii="Latha" w:hAnsi="Latha" w:cs="Latha"/>
+                <w:sz w:val="28"/>
+                <w:szCs w:val="28"/>
+                <w:cs/>
+                <w:lang w:bidi="ta-IN"/>
+              </w:rPr>
+              <w:t>உ</w:t>
+            </w:r>
+            <w:r>
+              <w:rPr>
+                <w:rFonts w:ascii="BRH Tamil Tab Extra" w:hAnsi="BRH Tamil Tab Extra" w:cs="Latha"/>
+                <w:b/>
+                <w:sz w:val="36"/>
+                <w:szCs w:val="28"/>
+                <w:lang w:val="it-IT" w:bidi="ta-IN"/>
+              </w:rPr>
+              <w:t>†</w:t>
+            </w:r>
+            <w:r>
+              <w:rPr>
+                <w:rFonts w:ascii="Latha" w:hAnsi="Latha" w:cs="Latha"/>
+                <w:sz w:val="28"/>
+                <w:szCs w:val="28"/>
+                <w:cs/>
+                <w:lang w:bidi="ta-IN"/>
+              </w:rPr>
+              <w:t>பதீ</w:t>
+            </w:r>
+            <w:r>
+              <w:rPr>
+                <w:rFonts w:ascii="BRH Tamil Tab Extra" w:hAnsi="BRH Tamil Tab Extra" w:cs="Latha"/>
+                <w:b/>
+                <w:sz w:val="32"/>
+                <w:szCs w:val="28"/>
+                <w:lang w:val="it-IT" w:bidi="ta-IN"/>
+              </w:rPr>
+              <w:t>…</w:t>
+            </w:r>
+            <w:r>
+              <w:rPr>
+                <w:rFonts w:ascii="Latha" w:hAnsi="Latha" w:cs="Latha"/>
+                <w:b/>
+                <w:bCs/>
+                <w:position w:val="-12"/>
+                <w:sz w:val="28"/>
+                <w:szCs w:val="28"/>
+                <w:cs/>
+                <w:lang w:bidi="ta-IN"/>
+              </w:rPr>
+              <w:t>4</w:t>
+            </w:r>
+            <w:r>
+              <w:rPr>
+                <w:rFonts w:ascii="Latha" w:hAnsi="Latha" w:cs="Latha"/>
+                <w:sz w:val="28"/>
+                <w:szCs w:val="28"/>
+                <w:cs/>
+                <w:lang w:bidi="ta-IN"/>
+              </w:rPr>
+              <w:t>யந்தே</w:t>
+            </w:r>
+            <w:r>
+              <w:rPr>
+                <w:rFonts w:ascii="BRH Tamil Tab Extra" w:hAnsi="BRH Tamil Tab Extra" w:cs="Latha"/>
+                <w:b/>
+                <w:sz w:val="36"/>
+                <w:szCs w:val="28"/>
+                <w:lang w:val="it-IT" w:bidi="ta-IN"/>
+              </w:rPr>
+              <w:t>‡</w:t>
+            </w:r>
+            <w:r>
+              <w:rPr>
+                <w:rFonts w:ascii="Latha" w:hAnsi="Latha" w:cs="Latha"/>
+                <w:sz w:val="28"/>
+                <w:szCs w:val="28"/>
+                <w:lang w:val="it-IT" w:bidi="ta-IN"/>
+              </w:rPr>
+              <w:t xml:space="preserve"> |</w:t>
+            </w:r>
+          </w:p>
+        </w:tc>
+      </w:tr>
+      <w:tr>
+        <w:trPr>
+          <w:trHeight w:val="1124"/>
+        </w:trPr>
+        <w:tc>
+          <w:tcPr>
+            <w:tcW w:w="3764" w:type="dxa"/>
+          </w:tcPr>
+          <w:p>
+            <w:pPr>
+              <w:widowControl w:val="0"/>
+              <w:tabs>
+                <w:tab w:val="left" w:pos="993"/>
+              </w:tabs>
+              <w:autoSpaceDE w:val="0"/>
+              <w:autoSpaceDN w:val="0"/>
+              <w:adjustRightInd w:val="0"/>
+              <w:spacing w:before="0" w:line="240" w:lineRule="auto"/>
+              <w:ind w:right="297"/>
+              <w:rPr>
+                <w:rFonts w:cs="Arial"/>
+                <w:b/>
+                <w:color w:val="EE0000"/>
+                <w:sz w:val="28"/>
+                <w:szCs w:val="32"/>
+              </w:rPr>
+            </w:pPr>
+            <w:r>
+              <w:rPr>
+                <w:rFonts w:cs="Arial"/>
+                <w:b/>
+                <w:color w:val="EE0000"/>
+                <w:sz w:val="28"/>
+                <w:szCs w:val="32"/>
+              </w:rPr>
+              <w:t>T.S.5.3.9.2 – Kramam</w:t>
+            </w:r>
+          </w:p>
+          <w:p>
+            <w:pPr>
+              <w:widowControl w:val="0"/>
+              <w:tabs>
+                <w:tab w:val="left" w:pos="993"/>
+              </w:tabs>
+              <w:autoSpaceDE w:val="0"/>
+              <w:autoSpaceDN w:val="0"/>
+              <w:adjustRightInd w:val="0"/>
+              <w:spacing w:before="0" w:line="240" w:lineRule="auto"/>
+              <w:ind w:right="297"/>
+              <w:rPr>
+                <w:rFonts w:cs="Arial"/>
+                <w:b/>
+                <w:color w:val="EE0000"/>
+                <w:sz w:val="28"/>
+                <w:szCs w:val="36"/>
+                <w:lang w:val="en-IN"/>
+              </w:rPr>
+            </w:pPr>
+            <w:r>
+              <w:rPr>
+                <w:rFonts w:cs="Arial"/>
+                <w:b/>
+                <w:color w:val="EE0000"/>
+                <w:sz w:val="28"/>
+                <w:szCs w:val="36"/>
+                <w:lang w:val="en-IN"/>
+              </w:rPr>
+              <w:t>Krama Vaakyam No.– 42</w:t>
+            </w:r>
+          </w:p>
+          <w:p>
+            <w:pPr>
+              <w:widowControl w:val="0"/>
+              <w:tabs>
+                <w:tab w:val="left" w:pos="993"/>
+              </w:tabs>
+              <w:autoSpaceDE w:val="0"/>
+              <w:autoSpaceDN w:val="0"/>
+              <w:adjustRightInd w:val="0"/>
+              <w:spacing w:before="0" w:line="240" w:lineRule="auto"/>
+              <w:ind w:right="297"/>
+              <w:rPr>
+                <w:rFonts w:cs="Arial"/>
+                <w:b/>
+                <w:color w:val="EE0000"/>
+                <w:sz w:val="28"/>
+                <w:szCs w:val="32"/>
+                <w:lang w:val="it-IT"/>
+              </w:rPr>
+            </w:pPr>
+            <w:r>
+              <w:rPr>
+                <w:rFonts w:cs="Arial"/>
+                <w:b/>
+                <w:color w:val="EE0000"/>
+                <w:sz w:val="28"/>
+                <w:szCs w:val="32"/>
+                <w:lang w:val="it-IT"/>
+              </w:rPr>
+              <w:t>Panchaati No</w:t>
+            </w:r>
+            <w:r>
+              <w:rPr>
+                <w:rFonts w:cs="Arial"/>
+                <w:b/>
+                <w:color w:val="EE0000"/>
+                <w:szCs w:val="32"/>
+                <w:lang w:val="it-IT"/>
+              </w:rPr>
+              <w:t xml:space="preserve">. - </w:t>
+            </w:r>
+            <w:r>
+              <w:rPr>
+                <w:rFonts w:cs="Arial"/>
+                <w:b/>
+                <w:color w:val="EE0000"/>
+                <w:sz w:val="28"/>
+                <w:szCs w:val="32"/>
+                <w:lang w:val="it-IT"/>
+              </w:rPr>
+              <w:t>39</w:t>
+            </w:r>
+          </w:p>
+        </w:tc>
+        <w:tc>
+          <w:tcPr>
+            <w:tcW w:w="5528" w:type="dxa"/>
+          </w:tcPr>
+          <w:p>
+            <w:pPr>
+              <w:widowControl w:val="0"/>
+              <w:autoSpaceDE w:val="0"/>
+              <w:autoSpaceDN w:val="0"/>
+              <w:adjustRightInd w:val="0"/>
+              <w:spacing w:before="0" w:line="240" w:lineRule="auto"/>
+              <w:rPr>
+                <w:rFonts w:ascii="BRH Malayalam Extra" w:eastAsia="Times New Roman" w:hAnsi="BRH Malayalam Extra" w:cs="BRH Malayalam Extra"/>
+                <w:color w:val="EE0000"/>
+                <w:sz w:val="40"/>
+                <w:szCs w:val="40"/>
+                <w:lang w:val="it-IT" w:eastAsia="en-IN" w:bidi="ml-IN"/>
+              </w:rPr>
+            </w:pPr>
+            <w:r>
+              <w:rPr>
+                <w:rFonts w:ascii="Latha" w:hAnsi="Latha" w:cs="Latha"/>
+                <w:color w:val="EE0000"/>
+                <w:sz w:val="28"/>
+                <w:szCs w:val="28"/>
+                <w:cs/>
+                <w:lang w:bidi="ta-IN"/>
+              </w:rPr>
+              <w:t>லோ</w:t>
+            </w:r>
+            <w:r>
+              <w:rPr>
+                <w:rFonts w:ascii="BRH Tamil Tab Extra" w:hAnsi="BRH Tamil Tab Extra" w:cs="Latha"/>
+                <w:b/>
+                <w:color w:val="EE0000"/>
+                <w:sz w:val="32"/>
+                <w:szCs w:val="28"/>
+                <w:lang w:val="it-IT" w:bidi="ta-IN"/>
+              </w:rPr>
+              <w:t>…</w:t>
+            </w:r>
+            <w:r>
+              <w:rPr>
+                <w:rFonts w:ascii="Latha" w:hAnsi="Latha" w:cs="Latha"/>
+                <w:color w:val="EE0000"/>
+                <w:sz w:val="28"/>
+                <w:szCs w:val="28"/>
+                <w:cs/>
+                <w:lang w:bidi="ta-IN"/>
+              </w:rPr>
+              <w:t>கான்</w:t>
+            </w:r>
+            <w:r>
+              <w:rPr>
+                <w:rFonts w:ascii="Latha" w:hAnsi="Latha" w:cs="Latha"/>
+                <w:color w:val="EE0000"/>
+                <w:sz w:val="28"/>
+                <w:szCs w:val="28"/>
+                <w:lang w:val="it-IT" w:bidi="ta-IN"/>
+              </w:rPr>
+              <w:t xml:space="preserve"> </w:t>
+            </w:r>
+            <w:r>
+              <w:rPr>
+                <w:rFonts w:ascii="Latha" w:hAnsi="Latha" w:cs="Latha"/>
+                <w:color w:val="EE0000"/>
+                <w:sz w:val="28"/>
+                <w:szCs w:val="28"/>
+                <w:highlight w:val="yellow"/>
+                <w:cs/>
+                <w:lang w:bidi="ta-IN"/>
+              </w:rPr>
+              <w:t>ஜோ</w:t>
+            </w:r>
+            <w:r>
+              <w:rPr>
+                <w:rFonts w:ascii="Latha" w:hAnsi="Latha" w:cs="Latha"/>
+                <w:color w:val="EE0000"/>
+                <w:sz w:val="28"/>
+                <w:szCs w:val="28"/>
+                <w:cs/>
+                <w:lang w:bidi="ta-IN"/>
+              </w:rPr>
+              <w:t>தி</w:t>
+            </w:r>
+            <w:r>
+              <w:rPr>
+                <w:rFonts w:ascii="BRH Tamil Tab Extra" w:hAnsi="BRH Tamil Tab Extra" w:cs="Latha"/>
+                <w:b/>
+                <w:color w:val="EE0000"/>
+                <w:sz w:val="36"/>
+                <w:szCs w:val="28"/>
+                <w:lang w:val="it-IT" w:bidi="ta-IN"/>
+              </w:rPr>
+              <w:t>†</w:t>
+            </w:r>
+            <w:r>
+              <w:rPr>
+                <w:rFonts w:ascii="Latha" w:hAnsi="Latha" w:cs="Latha"/>
+                <w:color w:val="EE0000"/>
+                <w:sz w:val="28"/>
+                <w:szCs w:val="28"/>
+                <w:cs/>
+                <w:lang w:bidi="ta-IN"/>
+              </w:rPr>
+              <w:t>ஷ்மத</w:t>
+            </w:r>
+            <w:r>
+              <w:rPr>
+                <w:rFonts w:ascii="Latha" w:hAnsi="Latha" w:cs="Latha"/>
+                <w:b/>
+                <w:bCs/>
+                <w:color w:val="EE0000"/>
+                <w:sz w:val="32"/>
+                <w:szCs w:val="32"/>
+                <w:cs/>
+                <w:lang w:bidi="ta-IN"/>
+              </w:rPr>
+              <w:t>:</w:t>
+            </w:r>
+            <w:r>
+              <w:rPr>
+                <w:rFonts w:ascii="Latha" w:hAnsi="Latha" w:cs="Latha"/>
+                <w:color w:val="EE0000"/>
+                <w:sz w:val="28"/>
+                <w:szCs w:val="28"/>
+                <w:lang w:val="it-IT" w:bidi="ta-IN"/>
+              </w:rPr>
+              <w:t xml:space="preserve"> | </w:t>
+            </w:r>
+            <w:r>
+              <w:rPr>
+                <w:rFonts w:ascii="Latha" w:hAnsi="Latha" w:cs="Latha"/>
+                <w:color w:val="EE0000"/>
+                <w:sz w:val="28"/>
+                <w:szCs w:val="28"/>
+                <w:cs/>
+                <w:lang w:bidi="ta-IN"/>
+              </w:rPr>
+              <w:t>ஜ்யோதி</w:t>
+            </w:r>
+            <w:r>
+              <w:rPr>
+                <w:rFonts w:ascii="BRH Tamil Tab Extra" w:hAnsi="BRH Tamil Tab Extra" w:cs="Latha"/>
+                <w:b/>
+                <w:color w:val="EE0000"/>
+                <w:sz w:val="36"/>
+                <w:szCs w:val="28"/>
+                <w:lang w:val="it-IT" w:bidi="ta-IN"/>
+              </w:rPr>
+              <w:t>†</w:t>
+            </w:r>
+            <w:r>
+              <w:rPr>
+                <w:rFonts w:ascii="Latha" w:hAnsi="Latha" w:cs="Latha"/>
+                <w:color w:val="EE0000"/>
+                <w:sz w:val="28"/>
+                <w:szCs w:val="28"/>
+                <w:cs/>
+                <w:lang w:bidi="ta-IN"/>
+              </w:rPr>
+              <w:t>ஷ்மத</w:t>
+            </w:r>
+            <w:r>
+              <w:rPr>
+                <w:rFonts w:ascii="Latha" w:hAnsi="Latha" w:cs="Latha"/>
+                <w:b/>
+                <w:bCs/>
+                <w:color w:val="EE0000"/>
+                <w:sz w:val="32"/>
+                <w:szCs w:val="32"/>
+                <w:cs/>
+                <w:lang w:bidi="ta-IN"/>
+              </w:rPr>
+              <w:t>:</w:t>
+            </w:r>
+            <w:r>
+              <w:rPr>
+                <w:rFonts w:ascii="Latha" w:hAnsi="Latha" w:cs="Latha"/>
+                <w:color w:val="EE0000"/>
+                <w:sz w:val="28"/>
+                <w:szCs w:val="28"/>
+                <w:lang w:val="it-IT" w:bidi="ta-IN"/>
+              </w:rPr>
+              <w:t xml:space="preserve"> </w:t>
+            </w:r>
+            <w:r>
+              <w:rPr>
+                <w:rFonts w:ascii="Latha" w:hAnsi="Latha" w:cs="Latha"/>
+                <w:color w:val="EE0000"/>
+                <w:sz w:val="28"/>
+                <w:szCs w:val="28"/>
+                <w:cs/>
+                <w:lang w:bidi="ta-IN"/>
+              </w:rPr>
+              <w:t>குருதே</w:t>
+            </w:r>
+            <w:r>
+              <w:rPr>
+                <w:rFonts w:ascii="Latha" w:hAnsi="Latha" w:cs="Latha"/>
+                <w:color w:val="EE0000"/>
+                <w:sz w:val="28"/>
+                <w:szCs w:val="28"/>
+                <w:lang w:val="it-IT" w:bidi="ta-IN"/>
+              </w:rPr>
+              <w:t xml:space="preserve"> |</w:t>
+            </w:r>
+          </w:p>
+        </w:tc>
+        <w:tc>
+          <w:tcPr>
+            <w:tcW w:w="5103" w:type="dxa"/>
+          </w:tcPr>
+          <w:p>
+            <w:pPr>
+              <w:widowControl w:val="0"/>
+              <w:autoSpaceDE w:val="0"/>
+              <w:autoSpaceDN w:val="0"/>
+              <w:adjustRightInd w:val="0"/>
+              <w:spacing w:before="0" w:line="240" w:lineRule="auto"/>
+              <w:rPr>
+                <w:rFonts w:ascii="BRH Malayalam Extra" w:eastAsia="Times New Roman" w:hAnsi="BRH Malayalam Extra" w:cs="BRH Malayalam Extra"/>
+                <w:color w:val="EE0000"/>
+                <w:sz w:val="40"/>
+                <w:szCs w:val="40"/>
+                <w:lang w:val="it-IT" w:eastAsia="en-IN" w:bidi="ml-IN"/>
+              </w:rPr>
+            </w:pPr>
+            <w:r>
+              <w:rPr>
+                <w:rFonts w:ascii="Latha" w:hAnsi="Latha" w:cs="Latha"/>
+                <w:color w:val="EE0000"/>
+                <w:sz w:val="28"/>
+                <w:szCs w:val="28"/>
+                <w:cs/>
+                <w:lang w:bidi="ta-IN"/>
+              </w:rPr>
+              <w:t>லோ</w:t>
+            </w:r>
+            <w:r>
+              <w:rPr>
+                <w:rFonts w:ascii="BRH Tamil Tab Extra" w:hAnsi="BRH Tamil Tab Extra" w:cs="Latha"/>
+                <w:b/>
+                <w:color w:val="EE0000"/>
+                <w:sz w:val="32"/>
+                <w:szCs w:val="28"/>
+                <w:lang w:val="it-IT" w:bidi="ta-IN"/>
+              </w:rPr>
+              <w:t>…</w:t>
+            </w:r>
+            <w:r>
+              <w:rPr>
+                <w:rFonts w:ascii="Latha" w:hAnsi="Latha" w:cs="Latha"/>
+                <w:color w:val="EE0000"/>
+                <w:sz w:val="28"/>
+                <w:szCs w:val="28"/>
+                <w:cs/>
+                <w:lang w:bidi="ta-IN"/>
+              </w:rPr>
+              <w:t>கான்</w:t>
+            </w:r>
+            <w:r>
+              <w:rPr>
+                <w:rFonts w:ascii="Latha" w:hAnsi="Latha" w:cs="Latha"/>
+                <w:color w:val="EE0000"/>
+                <w:sz w:val="28"/>
+                <w:szCs w:val="28"/>
+                <w:lang w:val="it-IT" w:bidi="ta-IN"/>
+              </w:rPr>
+              <w:t xml:space="preserve"> </w:t>
+            </w:r>
+            <w:r>
+              <w:rPr>
+                <w:rFonts w:ascii="Latha" w:hAnsi="Latha" w:cs="Latha"/>
+                <w:color w:val="EE0000"/>
+                <w:sz w:val="28"/>
+                <w:szCs w:val="28"/>
+                <w:highlight w:val="green"/>
+                <w:cs/>
+                <w:lang w:bidi="ta-IN"/>
+              </w:rPr>
+              <w:t>ஜ்யோ</w:t>
+            </w:r>
+            <w:r>
+              <w:rPr>
+                <w:rFonts w:ascii="Latha" w:hAnsi="Latha" w:cs="Latha"/>
+                <w:color w:val="EE0000"/>
+                <w:sz w:val="28"/>
+                <w:szCs w:val="28"/>
+                <w:cs/>
+                <w:lang w:bidi="ta-IN"/>
+              </w:rPr>
+              <w:t>தி</w:t>
+            </w:r>
+            <w:r>
+              <w:rPr>
+                <w:rFonts w:ascii="BRH Tamil Tab Extra" w:hAnsi="BRH Tamil Tab Extra" w:cs="Latha"/>
+                <w:b/>
+                <w:color w:val="EE0000"/>
+                <w:sz w:val="36"/>
+                <w:szCs w:val="28"/>
+                <w:lang w:val="it-IT" w:bidi="ta-IN"/>
+              </w:rPr>
+              <w:t>†</w:t>
+            </w:r>
+            <w:r>
+              <w:rPr>
+                <w:rFonts w:ascii="Latha" w:hAnsi="Latha" w:cs="Latha"/>
+                <w:color w:val="EE0000"/>
+                <w:sz w:val="28"/>
+                <w:szCs w:val="28"/>
+                <w:cs/>
+                <w:lang w:bidi="ta-IN"/>
+              </w:rPr>
+              <w:t>ஷ்மத</w:t>
+            </w:r>
+            <w:r>
+              <w:rPr>
+                <w:rFonts w:ascii="Latha" w:hAnsi="Latha" w:cs="Latha"/>
+                <w:b/>
+                <w:bCs/>
+                <w:color w:val="EE0000"/>
+                <w:sz w:val="32"/>
+                <w:szCs w:val="32"/>
+                <w:cs/>
+                <w:lang w:bidi="ta-IN"/>
+              </w:rPr>
+              <w:t>:</w:t>
+            </w:r>
+            <w:r>
+              <w:rPr>
+                <w:rFonts w:ascii="Latha" w:hAnsi="Latha" w:cs="Latha"/>
+                <w:color w:val="EE0000"/>
+                <w:sz w:val="28"/>
+                <w:szCs w:val="28"/>
+                <w:lang w:val="it-IT" w:bidi="ta-IN"/>
+              </w:rPr>
+              <w:t xml:space="preserve"> | </w:t>
+            </w:r>
+            <w:r>
+              <w:rPr>
+                <w:rFonts w:ascii="Latha" w:hAnsi="Latha" w:cs="Latha"/>
+                <w:color w:val="EE0000"/>
+                <w:sz w:val="28"/>
+                <w:szCs w:val="28"/>
+                <w:cs/>
+                <w:lang w:bidi="ta-IN"/>
+              </w:rPr>
+              <w:t>ஜ்யோதி</w:t>
+            </w:r>
+            <w:r>
+              <w:rPr>
+                <w:rFonts w:ascii="BRH Tamil Tab Extra" w:hAnsi="BRH Tamil Tab Extra" w:cs="Latha"/>
+                <w:b/>
+                <w:color w:val="EE0000"/>
+                <w:sz w:val="36"/>
+                <w:szCs w:val="28"/>
+                <w:lang w:val="it-IT" w:bidi="ta-IN"/>
+              </w:rPr>
+              <w:t>†</w:t>
+            </w:r>
+            <w:r>
+              <w:rPr>
+                <w:rFonts w:ascii="Latha" w:hAnsi="Latha" w:cs="Latha"/>
+                <w:color w:val="EE0000"/>
+                <w:sz w:val="28"/>
+                <w:szCs w:val="28"/>
+                <w:cs/>
+                <w:lang w:bidi="ta-IN"/>
+              </w:rPr>
+              <w:t>ஷ்மத</w:t>
+            </w:r>
+            <w:r>
+              <w:rPr>
+                <w:rFonts w:ascii="Latha" w:hAnsi="Latha" w:cs="Latha"/>
+                <w:b/>
+                <w:bCs/>
+                <w:color w:val="EE0000"/>
+                <w:sz w:val="32"/>
+                <w:szCs w:val="32"/>
+                <w:cs/>
+                <w:lang w:bidi="ta-IN"/>
+              </w:rPr>
+              <w:t>:</w:t>
+            </w:r>
+            <w:r>
+              <w:rPr>
+                <w:rFonts w:ascii="Latha" w:hAnsi="Latha" w:cs="Latha"/>
+                <w:color w:val="EE0000"/>
+                <w:sz w:val="28"/>
+                <w:szCs w:val="28"/>
+                <w:lang w:val="it-IT" w:bidi="ta-IN"/>
+              </w:rPr>
+              <w:t xml:space="preserve"> </w:t>
+            </w:r>
+            <w:r>
+              <w:rPr>
+                <w:rFonts w:ascii="Latha" w:hAnsi="Latha" w:cs="Latha"/>
+                <w:color w:val="EE0000"/>
+                <w:sz w:val="28"/>
+                <w:szCs w:val="28"/>
+                <w:cs/>
+                <w:lang w:bidi="ta-IN"/>
+              </w:rPr>
+              <w:t>குருதே</w:t>
+            </w:r>
+            <w:r>
+              <w:rPr>
+                <w:rFonts w:ascii="Latha" w:hAnsi="Latha" w:cs="Latha"/>
+                <w:color w:val="EE0000"/>
                 <w:sz w:val="28"/>
                 <w:szCs w:val="28"/>
                 <w:lang w:val="it-IT" w:bidi="ta-IN"/>
@@ -6664,7 +7765,6 @@
                 <w:sz w:val="28"/>
                 <w:szCs w:val="32"/>
               </w:rPr>
-              <w:lastRenderedPageBreak/>
               <w:t>T.S.5.3.</w:t>
             </w:r>
             <w:r>
@@ -9401,6 +10501,7 @@
                 <w:sz w:val="28"/>
                 <w:szCs w:val="32"/>
               </w:rPr>
+              <w:lastRenderedPageBreak/>
               <w:t>T.S.5.3.4.1 – Kramam</w:t>
             </w:r>
           </w:p>
@@ -10188,7 +11289,6 @@
                 <w:sz w:val="28"/>
                 <w:szCs w:val="32"/>
               </w:rPr>
-              <w:lastRenderedPageBreak/>
               <w:t>T.S.5.3.4.5 – Kramam</w:t>
             </w:r>
           </w:p>
@@ -12980,6 +14080,7 @@
                 <w:sz w:val="28"/>
                 <w:szCs w:val="32"/>
               </w:rPr>
+              <w:lastRenderedPageBreak/>
               <w:t>T.S.5.3.9.1 – Kramam</w:t>
             </w:r>
           </w:p>
@@ -14127,7 +15228,6 @@
                 <w:sz w:val="28"/>
                 <w:szCs w:val="32"/>
               </w:rPr>
-              <w:lastRenderedPageBreak/>
               <w:t>T.S.5.3.11.3 – Kramam</w:t>
             </w:r>
           </w:p>
@@ -14591,7 +15691,16 @@
           <w:bCs/>
           <w:sz w:val="32"/>
         </w:rPr>
-        <w:t>replaced with</w:t>
+        <w:t xml:space="preserve">replaced </w:t>
+      </w:r>
+      <w:proofErr w:type="gramStart"/>
+      <w:r>
+        <w:rPr>
+          <w:b/>
+          <w:bCs/>
+          <w:sz w:val="32"/>
+        </w:rPr>
+        <w:t>with</w:t>
       </w:r>
       <w:r>
         <w:rPr>
@@ -14613,6 +15722,7 @@
         </w:rPr>
         <w:t>"</w:t>
       </w:r>
+      <w:proofErr w:type="gramEnd"/>
       <w:r>
         <w:rPr>
           <w:rFonts w:ascii="Latha" w:hAnsi="Latha" w:cs="Latha"/>

--- a/TS-Kramam/TS-5.3/TS 5.3 Tamil Krama Paatam Corrections.docx
+++ b/TS-Kramam/TS-5.3/TS 5.3 Tamil Krama Paatam Corrections.docx
@@ -7450,6 +7450,584 @@
                 <w:lang w:bidi="ta-IN"/>
               </w:rPr>
               <w:t xml:space="preserve"> |</w:t>
+            </w:r>
+          </w:p>
+        </w:tc>
+      </w:tr>
+      <w:tr>
+        <w:trPr>
+          <w:trHeight w:val="1408"/>
+        </w:trPr>
+        <w:tc>
+          <w:tcPr>
+            <w:tcW w:w="3764" w:type="dxa"/>
+          </w:tcPr>
+          <w:p>
+            <w:pPr>
+              <w:widowControl w:val="0"/>
+              <w:tabs>
+                <w:tab w:val="left" w:pos="993"/>
+              </w:tabs>
+              <w:autoSpaceDE w:val="0"/>
+              <w:autoSpaceDN w:val="0"/>
+              <w:adjustRightInd w:val="0"/>
+              <w:spacing w:before="0" w:line="240" w:lineRule="auto"/>
+              <w:ind w:right="297"/>
+              <w:rPr>
+                <w:rFonts w:cs="Arial"/>
+                <w:b/>
+                <w:color w:val="EE0000"/>
+                <w:sz w:val="28"/>
+                <w:szCs w:val="32"/>
+              </w:rPr>
+            </w:pPr>
+            <w:r>
+              <w:rPr>
+                <w:rFonts w:cs="Arial"/>
+                <w:b/>
+                <w:color w:val="EE0000"/>
+                <w:sz w:val="28"/>
+                <w:szCs w:val="32"/>
+              </w:rPr>
+              <w:lastRenderedPageBreak/>
+              <w:t>T.S.5.3.12.2 – Kramam</w:t>
+            </w:r>
+          </w:p>
+          <w:p>
+            <w:pPr>
+              <w:widowControl w:val="0"/>
+              <w:tabs>
+                <w:tab w:val="left" w:pos="993"/>
+              </w:tabs>
+              <w:autoSpaceDE w:val="0"/>
+              <w:autoSpaceDN w:val="0"/>
+              <w:adjustRightInd w:val="0"/>
+              <w:spacing w:before="0" w:line="240" w:lineRule="auto"/>
+              <w:ind w:right="297"/>
+              <w:rPr>
+                <w:rFonts w:cs="Arial"/>
+                <w:b/>
+                <w:color w:val="EE0000"/>
+                <w:sz w:val="28"/>
+                <w:szCs w:val="36"/>
+                <w:lang w:val="en-IN"/>
+              </w:rPr>
+            </w:pPr>
+            <w:r>
+              <w:rPr>
+                <w:rFonts w:cs="Arial"/>
+                <w:b/>
+                <w:color w:val="EE0000"/>
+                <w:sz w:val="28"/>
+                <w:szCs w:val="36"/>
+                <w:lang w:val="en-IN"/>
+              </w:rPr>
+              <w:t>Krama Vaakyam No.– 72</w:t>
+            </w:r>
+          </w:p>
+          <w:p>
+            <w:pPr>
+              <w:widowControl w:val="0"/>
+              <w:tabs>
+                <w:tab w:val="left" w:pos="993"/>
+              </w:tabs>
+              <w:autoSpaceDE w:val="0"/>
+              <w:autoSpaceDN w:val="0"/>
+              <w:adjustRightInd w:val="0"/>
+              <w:spacing w:before="0" w:line="240" w:lineRule="auto"/>
+              <w:ind w:right="297"/>
+              <w:rPr>
+                <w:rFonts w:cs="Arial"/>
+                <w:b/>
+                <w:color w:val="EE0000"/>
+                <w:sz w:val="28"/>
+                <w:szCs w:val="32"/>
+                <w:lang w:val="it-IT"/>
+              </w:rPr>
+            </w:pPr>
+            <w:r>
+              <w:rPr>
+                <w:rFonts w:cs="Arial"/>
+                <w:b/>
+                <w:color w:val="EE0000"/>
+                <w:sz w:val="28"/>
+                <w:szCs w:val="32"/>
+                <w:lang w:val="it-IT"/>
+              </w:rPr>
+              <w:t>Panchaati No</w:t>
+            </w:r>
+            <w:r>
+              <w:rPr>
+                <w:rFonts w:cs="Arial"/>
+                <w:b/>
+                <w:color w:val="EE0000"/>
+                <w:szCs w:val="32"/>
+                <w:lang w:val="it-IT"/>
+              </w:rPr>
+              <w:t xml:space="preserve">. - </w:t>
+            </w:r>
+            <w:r>
+              <w:rPr>
+                <w:rFonts w:cs="Arial"/>
+                <w:b/>
+                <w:color w:val="EE0000"/>
+                <w:sz w:val="28"/>
+                <w:szCs w:val="32"/>
+                <w:lang w:val="it-IT"/>
+              </w:rPr>
+              <w:t>48</w:t>
+            </w:r>
+          </w:p>
+        </w:tc>
+        <w:tc>
+          <w:tcPr>
+            <w:tcW w:w="5528" w:type="dxa"/>
+          </w:tcPr>
+          <w:p>
+            <w:pPr>
+              <w:widowControl w:val="0"/>
+              <w:autoSpaceDE w:val="0"/>
+              <w:autoSpaceDN w:val="0"/>
+              <w:adjustRightInd w:val="0"/>
+              <w:spacing w:before="0" w:line="240" w:lineRule="auto"/>
+              <w:rPr>
+                <w:rFonts w:ascii="BRH Devanagari Extra" w:hAnsi="BRH Devanagari Extra" w:cs="BRH Devanagari Extra"/>
+                <w:color w:val="EE0000"/>
+                <w:sz w:val="40"/>
+                <w:szCs w:val="40"/>
+                <w:lang w:val="it-IT" w:bidi="ml-IN"/>
+              </w:rPr>
+            </w:pPr>
+            <w:r>
+              <w:rPr>
+                <w:rFonts w:ascii="Latha" w:hAnsi="Latha" w:cs="Latha"/>
+                <w:color w:val="EE0000"/>
+                <w:sz w:val="28"/>
+                <w:szCs w:val="28"/>
+                <w:cs/>
+                <w:lang w:bidi="ta-IN"/>
+              </w:rPr>
+              <w:t>ஸர்வ</w:t>
+            </w:r>
+            <w:r>
+              <w:rPr>
+                <w:rFonts w:ascii="BRH Tamil Tab Extra" w:hAnsi="BRH Tamil Tab Extra" w:cs="Latha"/>
+                <w:b/>
+                <w:color w:val="EE0000"/>
+                <w:sz w:val="32"/>
+                <w:szCs w:val="28"/>
+                <w:lang w:val="it-IT" w:bidi="ta-IN"/>
+              </w:rPr>
+              <w:t>…</w:t>
+            </w:r>
+            <w:r>
+              <w:rPr>
+                <w:rFonts w:ascii="Latha" w:hAnsi="Latha" w:cs="Latha"/>
+                <w:color w:val="EE0000"/>
+                <w:sz w:val="28"/>
+                <w:szCs w:val="28"/>
+                <w:cs/>
+                <w:lang w:bidi="ta-IN"/>
+              </w:rPr>
+              <w:t>த்வாய</w:t>
+            </w:r>
+            <w:r>
+              <w:rPr>
+                <w:rFonts w:ascii="BRH Tamil Tab Extra" w:hAnsi="BRH Tamil Tab Extra" w:cs="Latha"/>
+                <w:b/>
+                <w:color w:val="EE0000"/>
+                <w:sz w:val="36"/>
+                <w:szCs w:val="28"/>
+                <w:lang w:val="it-IT" w:bidi="ta-IN"/>
+              </w:rPr>
+              <w:t>†</w:t>
+            </w:r>
+            <w:r>
+              <w:rPr>
+                <w:rFonts w:ascii="Latha" w:hAnsi="Latha" w:cs="Latha"/>
+                <w:color w:val="EE0000"/>
+                <w:sz w:val="28"/>
+                <w:szCs w:val="28"/>
+                <w:lang w:val="it-IT" w:bidi="ta-IN"/>
+              </w:rPr>
+              <w:t xml:space="preserve"> | </w:t>
+            </w:r>
+            <w:r>
+              <w:rPr>
+                <w:rFonts w:ascii="Latha" w:hAnsi="Latha" w:cs="Latha"/>
+                <w:color w:val="EE0000"/>
+                <w:sz w:val="28"/>
+                <w:szCs w:val="28"/>
+                <w:cs/>
+                <w:lang w:bidi="ta-IN"/>
+              </w:rPr>
+              <w:t>ஸ</w:t>
+            </w:r>
+            <w:r>
+              <w:rPr>
+                <w:rFonts w:ascii="BRH Tamil Tab Extra" w:hAnsi="BRH Tamil Tab Extra" w:cs="Latha"/>
+                <w:b/>
+                <w:color w:val="EE0000"/>
+                <w:sz w:val="32"/>
+                <w:szCs w:val="28"/>
+                <w:lang w:val="it-IT" w:bidi="ta-IN"/>
+              </w:rPr>
+              <w:t>…</w:t>
+            </w:r>
+            <w:r>
+              <w:rPr>
+                <w:rFonts w:ascii="Latha" w:hAnsi="Latha" w:cs="Latha"/>
+                <w:color w:val="EE0000"/>
+                <w:sz w:val="28"/>
+                <w:szCs w:val="28"/>
+                <w:cs/>
+                <w:lang w:bidi="ta-IN"/>
+              </w:rPr>
+              <w:t>ர்</w:t>
+            </w:r>
+            <w:r>
+              <w:rPr>
+                <w:rFonts w:ascii="Latha" w:hAnsi="Latha" w:cs="Latha"/>
+                <w:color w:val="EE0000"/>
+                <w:sz w:val="28"/>
+                <w:szCs w:val="28"/>
+                <w:highlight w:val="yellow"/>
+                <w:cs/>
+                <w:lang w:bidi="ta-IN"/>
+              </w:rPr>
+              <w:t>வா</w:t>
+            </w:r>
+            <w:r>
+              <w:rPr>
+                <w:rFonts w:ascii="BRH Tamil Tab Extra" w:hAnsi="BRH Tamil Tab Extra" w:cs="Latha"/>
+                <w:b/>
+                <w:color w:val="EE0000"/>
+                <w:sz w:val="32"/>
+                <w:szCs w:val="28"/>
+                <w:lang w:val="it-IT" w:bidi="ta-IN"/>
+              </w:rPr>
+              <w:t>…</w:t>
+            </w:r>
+            <w:r>
+              <w:rPr>
+                <w:rFonts w:ascii="Latha" w:hAnsi="Latha" w:cs="Latha"/>
+                <w:color w:val="EE0000"/>
+                <w:sz w:val="28"/>
+                <w:szCs w:val="28"/>
+                <w:cs/>
+                <w:lang w:bidi="ta-IN"/>
+              </w:rPr>
+              <w:t>த்வாயேதி</w:t>
+            </w:r>
+            <w:r>
+              <w:rPr>
+                <w:rFonts w:ascii="BRH Tamil Tab Extra" w:hAnsi="BRH Tamil Tab Extra" w:cs="Latha"/>
+                <w:b/>
+                <w:color w:val="EE0000"/>
+                <w:sz w:val="36"/>
+                <w:szCs w:val="28"/>
+                <w:lang w:val="it-IT" w:bidi="ta-IN"/>
+              </w:rPr>
+              <w:t>†</w:t>
+            </w:r>
+            <w:r>
+              <w:rPr>
+                <w:rFonts w:ascii="Latha" w:hAnsi="Latha" w:cs="Latha"/>
+                <w:color w:val="EE0000"/>
+                <w:sz w:val="28"/>
+                <w:szCs w:val="28"/>
+                <w:lang w:val="it-IT" w:bidi="ta-IN"/>
+              </w:rPr>
+              <w:t xml:space="preserve"> </w:t>
+            </w:r>
+            <w:r>
+              <w:rPr>
+                <w:rFonts w:ascii="Latha" w:hAnsi="Latha" w:cs="Latha"/>
+                <w:color w:val="EE0000"/>
+                <w:sz w:val="28"/>
+                <w:szCs w:val="28"/>
+                <w:cs/>
+                <w:lang w:bidi="ta-IN"/>
+              </w:rPr>
+              <w:t>ஸர்வ</w:t>
+            </w:r>
+            <w:r>
+              <w:rPr>
+                <w:rFonts w:ascii="Latha" w:hAnsi="Latha" w:cs="Latha"/>
+                <w:color w:val="EE0000"/>
+                <w:sz w:val="28"/>
+                <w:szCs w:val="28"/>
+                <w:lang w:val="it-IT" w:bidi="ta-IN"/>
+              </w:rPr>
+              <w:t xml:space="preserve"> </w:t>
+            </w:r>
+            <w:r>
+              <w:rPr>
+                <w:rFonts w:ascii="Latha" w:hAnsi="Latha" w:cs="Latha"/>
+                <w:color w:val="EE0000"/>
+                <w:sz w:val="28"/>
+                <w:szCs w:val="28"/>
+                <w:lang w:val="it-IT" w:bidi="ta-IN"/>
+              </w:rPr>
+              <w:t>-</w:t>
+            </w:r>
+            <w:r>
+              <w:rPr>
+                <w:rFonts w:ascii="Latha" w:hAnsi="Latha" w:cs="Latha"/>
+                <w:color w:val="EE0000"/>
+                <w:sz w:val="28"/>
+                <w:szCs w:val="28"/>
+                <w:lang w:val="it-IT" w:bidi="ta-IN"/>
+              </w:rPr>
+              <w:t xml:space="preserve">- </w:t>
+            </w:r>
+            <w:r>
+              <w:rPr>
+                <w:rFonts w:ascii="Latha" w:hAnsi="Latha" w:cs="Latha"/>
+                <w:color w:val="EE0000"/>
+                <w:sz w:val="28"/>
+                <w:szCs w:val="28"/>
+                <w:cs/>
+                <w:lang w:bidi="ta-IN"/>
+              </w:rPr>
+              <w:t>த்வாய</w:t>
+            </w:r>
+            <w:r>
+              <w:rPr>
+                <w:rFonts w:ascii="BRH Tamil Tab Extra" w:hAnsi="BRH Tamil Tab Extra" w:cs="Latha"/>
+                <w:b/>
+                <w:color w:val="EE0000"/>
+                <w:sz w:val="36"/>
+                <w:szCs w:val="28"/>
+                <w:lang w:val="it-IT" w:bidi="ta-IN"/>
+              </w:rPr>
+              <w:t>†</w:t>
+            </w:r>
+            <w:r>
+              <w:rPr>
+                <w:rFonts w:ascii="Latha" w:hAnsi="Latha" w:cs="Latha"/>
+                <w:color w:val="EE0000"/>
+                <w:sz w:val="28"/>
+                <w:szCs w:val="28"/>
+                <w:lang w:val="it-IT" w:bidi="ta-IN"/>
+              </w:rPr>
+              <w:t xml:space="preserve"> ||</w:t>
+            </w:r>
+          </w:p>
+        </w:tc>
+        <w:tc>
+          <w:tcPr>
+            <w:tcW w:w="5103" w:type="dxa"/>
+          </w:tcPr>
+          <w:p>
+            <w:pPr>
+              <w:widowControl w:val="0"/>
+              <w:autoSpaceDE w:val="0"/>
+              <w:autoSpaceDN w:val="0"/>
+              <w:adjustRightInd w:val="0"/>
+              <w:spacing w:before="0" w:line="240" w:lineRule="auto"/>
+              <w:rPr>
+                <w:rFonts w:ascii="BRH Devanagari Extra" w:hAnsi="BRH Devanagari Extra" w:cs="BRH Devanagari Extra"/>
+                <w:color w:val="EE0000"/>
+                <w:sz w:val="40"/>
+                <w:szCs w:val="40"/>
+                <w:lang w:val="it-IT" w:bidi="ml-IN"/>
+              </w:rPr>
+            </w:pPr>
+            <w:r>
+              <w:rPr>
+                <w:rFonts w:ascii="Latha" w:hAnsi="Latha" w:cs="Latha"/>
+                <w:color w:val="EE0000"/>
+                <w:sz w:val="28"/>
+                <w:szCs w:val="28"/>
+                <w:cs/>
+                <w:lang w:bidi="ta-IN"/>
+              </w:rPr>
+              <w:t>ஸர்வ</w:t>
+            </w:r>
+            <w:r>
+              <w:rPr>
+                <w:rFonts w:ascii="BRH Tamil Tab Extra" w:hAnsi="BRH Tamil Tab Extra" w:cs="Latha"/>
+                <w:b/>
+                <w:color w:val="EE0000"/>
+                <w:sz w:val="32"/>
+                <w:szCs w:val="28"/>
+                <w:lang w:val="it-IT" w:bidi="ta-IN"/>
+              </w:rPr>
+              <w:t>…</w:t>
+            </w:r>
+            <w:r>
+              <w:rPr>
+                <w:rFonts w:ascii="Latha" w:hAnsi="Latha" w:cs="Latha"/>
+                <w:color w:val="EE0000"/>
+                <w:sz w:val="28"/>
+                <w:szCs w:val="28"/>
+                <w:cs/>
+                <w:lang w:bidi="ta-IN"/>
+              </w:rPr>
+              <w:t>த்வாய</w:t>
+            </w:r>
+            <w:r>
+              <w:rPr>
+                <w:rFonts w:ascii="BRH Tamil Tab Extra" w:hAnsi="BRH Tamil Tab Extra" w:cs="Latha"/>
+                <w:b/>
+                <w:color w:val="EE0000"/>
+                <w:sz w:val="36"/>
+                <w:szCs w:val="28"/>
+                <w:lang w:val="it-IT" w:bidi="ta-IN"/>
+              </w:rPr>
+              <w:t>†</w:t>
+            </w:r>
+            <w:r>
+              <w:rPr>
+                <w:rFonts w:ascii="Latha" w:hAnsi="Latha" w:cs="Latha"/>
+                <w:color w:val="EE0000"/>
+                <w:sz w:val="28"/>
+                <w:szCs w:val="28"/>
+                <w:lang w:val="it-IT" w:bidi="ta-IN"/>
+              </w:rPr>
+              <w:t xml:space="preserve"> | </w:t>
+            </w:r>
+            <w:r>
+              <w:rPr>
+                <w:rFonts w:ascii="Latha" w:hAnsi="Latha" w:cs="Latha"/>
+                <w:color w:val="EE0000"/>
+                <w:sz w:val="28"/>
+                <w:szCs w:val="28"/>
+                <w:cs/>
+                <w:lang w:bidi="ta-IN"/>
+              </w:rPr>
+              <w:t>ஸ</w:t>
+            </w:r>
+            <w:r>
+              <w:rPr>
+                <w:rFonts w:ascii="BRH Tamil Tab Extra" w:hAnsi="BRH Tamil Tab Extra" w:cs="Latha"/>
+                <w:b/>
+                <w:color w:val="EE0000"/>
+                <w:sz w:val="32"/>
+                <w:szCs w:val="28"/>
+                <w:lang w:val="it-IT" w:bidi="ta-IN"/>
+              </w:rPr>
+              <w:t>…</w:t>
+            </w:r>
+            <w:r>
+              <w:rPr>
+                <w:rFonts w:ascii="Latha" w:hAnsi="Latha" w:cs="Latha"/>
+                <w:color w:val="EE0000"/>
+                <w:sz w:val="28"/>
+                <w:szCs w:val="28"/>
+                <w:cs/>
+                <w:lang w:bidi="ta-IN"/>
+              </w:rPr>
+              <w:t>ர்</w:t>
+            </w:r>
+            <w:r>
+              <w:rPr>
+                <w:rFonts w:ascii="Latha" w:hAnsi="Latha" w:cs="Latha"/>
+                <w:color w:val="EE0000"/>
+                <w:sz w:val="28"/>
+                <w:szCs w:val="28"/>
+                <w:highlight w:val="green"/>
+                <w:cs/>
+                <w:lang w:bidi="ta-IN"/>
+              </w:rPr>
+              <w:t>வ</w:t>
+            </w:r>
+            <w:r>
+              <w:rPr>
+                <w:rFonts w:ascii="BRH Tamil Tab Extra" w:hAnsi="BRH Tamil Tab Extra" w:cs="Latha"/>
+                <w:b/>
+                <w:color w:val="EE0000"/>
+                <w:sz w:val="32"/>
+                <w:szCs w:val="28"/>
+                <w:lang w:val="it-IT" w:bidi="ta-IN"/>
+              </w:rPr>
+              <w:t>…</w:t>
+            </w:r>
+            <w:r>
+              <w:rPr>
+                <w:rFonts w:ascii="Latha" w:hAnsi="Latha" w:cs="Latha"/>
+                <w:color w:val="EE0000"/>
+                <w:sz w:val="28"/>
+                <w:szCs w:val="28"/>
+                <w:cs/>
+                <w:lang w:bidi="ta-IN"/>
+              </w:rPr>
+              <w:t>த்வாயேதி</w:t>
+            </w:r>
+            <w:r>
+              <w:rPr>
+                <w:rFonts w:ascii="BRH Tamil Tab Extra" w:hAnsi="BRH Tamil Tab Extra" w:cs="Latha"/>
+                <w:b/>
+                <w:color w:val="EE0000"/>
+                <w:sz w:val="36"/>
+                <w:szCs w:val="28"/>
+                <w:lang w:val="it-IT" w:bidi="ta-IN"/>
+              </w:rPr>
+              <w:t>†</w:t>
+            </w:r>
+            <w:r>
+              <w:rPr>
+                <w:rFonts w:ascii="Latha" w:hAnsi="Latha" w:cs="Latha"/>
+                <w:color w:val="EE0000"/>
+                <w:sz w:val="28"/>
+                <w:szCs w:val="28"/>
+                <w:lang w:val="it-IT" w:bidi="ta-IN"/>
+              </w:rPr>
+              <w:t xml:space="preserve"> </w:t>
+            </w:r>
+            <w:r>
+              <w:rPr>
+                <w:rFonts w:ascii="Latha" w:hAnsi="Latha" w:cs="Latha"/>
+                <w:color w:val="EE0000"/>
+                <w:sz w:val="28"/>
+                <w:szCs w:val="28"/>
+                <w:cs/>
+                <w:lang w:bidi="ta-IN"/>
+              </w:rPr>
+              <w:t>ஸர்வ</w:t>
+            </w:r>
+            <w:r>
+              <w:rPr>
+                <w:rFonts w:ascii="Latha" w:hAnsi="Latha" w:cs="Latha"/>
+                <w:color w:val="EE0000"/>
+                <w:sz w:val="28"/>
+                <w:szCs w:val="28"/>
+                <w:lang w:val="it-IT" w:bidi="ta-IN"/>
+              </w:rPr>
+              <w:t xml:space="preserve"> - </w:t>
+            </w:r>
+            <w:r>
+              <w:rPr>
+                <w:rFonts w:ascii="Latha" w:hAnsi="Latha" w:cs="Latha"/>
+                <w:color w:val="EE0000"/>
+                <w:sz w:val="28"/>
+                <w:szCs w:val="28"/>
+                <w:cs/>
+                <w:lang w:bidi="ta-IN"/>
+              </w:rPr>
+              <w:t>த்வாய</w:t>
+            </w:r>
+            <w:r>
+              <w:rPr>
+                <w:rFonts w:ascii="BRH Tamil Tab Extra" w:hAnsi="BRH Tamil Tab Extra" w:cs="Latha"/>
+                <w:b/>
+                <w:color w:val="EE0000"/>
+                <w:sz w:val="36"/>
+                <w:szCs w:val="28"/>
+                <w:lang w:val="it-IT" w:bidi="ta-IN"/>
+              </w:rPr>
+              <w:t>†</w:t>
+            </w:r>
+            <w:r>
+              <w:rPr>
+                <w:rFonts w:ascii="Latha" w:hAnsi="Latha" w:cs="Latha"/>
+                <w:color w:val="EE0000"/>
+                <w:sz w:val="28"/>
+                <w:szCs w:val="28"/>
+                <w:lang w:val="it-IT" w:bidi="ta-IN"/>
+              </w:rPr>
+              <w:t xml:space="preserve"> ||</w:t>
             </w:r>
           </w:p>
         </w:tc>
@@ -9023,6 +9601,7 @@
                 <w:sz w:val="28"/>
                 <w:szCs w:val="32"/>
               </w:rPr>
+              <w:lastRenderedPageBreak/>
               <w:t>T.S.5.3.2.2 – Kramam</w:t>
             </w:r>
           </w:p>
@@ -10501,7 +11080,6 @@
                 <w:sz w:val="28"/>
                 <w:szCs w:val="32"/>
               </w:rPr>
-              <w:lastRenderedPageBreak/>
               <w:t>T.S.5.3.4.1 – Kramam</w:t>
             </w:r>
           </w:p>
@@ -12791,6 +13369,7 @@
                 <w:cs/>
                 <w:lang w:bidi="ta-IN"/>
               </w:rPr>
+              <w:lastRenderedPageBreak/>
               <w:t>ஸ்</w:t>
             </w:r>
             <w:r>
@@ -12875,6 +13454,7 @@
                 <w:cs/>
                 <w:lang w:bidi="ta-IN"/>
               </w:rPr>
+              <w:lastRenderedPageBreak/>
               <w:t>உ</w:t>
             </w:r>
             <w:r>
@@ -13130,6 +13710,7 @@
                 <w:cs/>
                 <w:lang w:bidi="ta-IN"/>
               </w:rPr>
+              <w:lastRenderedPageBreak/>
               <w:t>ஸ்</w:t>
             </w:r>
             <w:r>
@@ -13221,6 +13802,7 @@
                 <w:sz w:val="28"/>
                 <w:szCs w:val="32"/>
               </w:rPr>
+              <w:lastRenderedPageBreak/>
               <w:t>T.S.5.3.8.2 – Kramam</w:t>
             </w:r>
           </w:p>
@@ -14080,7 +14662,6 @@
                 <w:sz w:val="28"/>
                 <w:szCs w:val="32"/>
               </w:rPr>
-              <w:lastRenderedPageBreak/>
               <w:t>T.S.5.3.9.1 – Kramam</w:t>
             </w:r>
           </w:p>

--- a/TS-Kramam/TS-5.3/TS 5.3 Tamil Krama Paatam Corrections.docx
+++ b/TS-Kramam/TS-5.3/TS 5.3 Tamil Krama Paatam Corrections.docx
@@ -6039,6 +6039,669 @@
       </w:tr>
       <w:tr>
         <w:trPr>
+          <w:trHeight w:val="1529"/>
+        </w:trPr>
+        <w:tc>
+          <w:tcPr>
+            <w:tcW w:w="3764" w:type="dxa"/>
+          </w:tcPr>
+          <w:p>
+            <w:pPr>
+              <w:widowControl w:val="0"/>
+              <w:tabs>
+                <w:tab w:val="left" w:pos="993"/>
+              </w:tabs>
+              <w:autoSpaceDE w:val="0"/>
+              <w:autoSpaceDN w:val="0"/>
+              <w:adjustRightInd w:val="0"/>
+              <w:spacing w:before="0" w:line="240" w:lineRule="auto"/>
+              <w:ind w:right="297"/>
+              <w:rPr>
+                <w:rFonts w:cs="Arial"/>
+                <w:b/>
+                <w:color w:val="EE0000"/>
+                <w:sz w:val="28"/>
+                <w:szCs w:val="32"/>
+              </w:rPr>
+            </w:pPr>
+            <w:r>
+              <w:rPr>
+                <w:rFonts w:cs="Arial"/>
+                <w:b/>
+                <w:color w:val="EE0000"/>
+                <w:sz w:val="28"/>
+                <w:szCs w:val="32"/>
+              </w:rPr>
+              <w:t>T.S.5.3.11.3 – Kramam</w:t>
+            </w:r>
+          </w:p>
+          <w:p>
+            <w:pPr>
+              <w:widowControl w:val="0"/>
+              <w:tabs>
+                <w:tab w:val="left" w:pos="993"/>
+              </w:tabs>
+              <w:autoSpaceDE w:val="0"/>
+              <w:autoSpaceDN w:val="0"/>
+              <w:adjustRightInd w:val="0"/>
+              <w:spacing w:before="0" w:line="240" w:lineRule="auto"/>
+              <w:ind w:right="297"/>
+              <w:rPr>
+                <w:rFonts w:cs="Arial"/>
+                <w:b/>
+                <w:color w:val="EE0000"/>
+                <w:sz w:val="28"/>
+                <w:szCs w:val="36"/>
+                <w:lang w:val="en-IN"/>
+              </w:rPr>
+            </w:pPr>
+            <w:r>
+              <w:rPr>
+                <w:rFonts w:cs="Arial"/>
+                <w:b/>
+                <w:color w:val="EE0000"/>
+                <w:sz w:val="28"/>
+                <w:szCs w:val="36"/>
+                <w:lang w:val="en-IN"/>
+              </w:rPr>
+              <w:t>Krama Vaakyam No.– 44</w:t>
+            </w:r>
+          </w:p>
+          <w:p>
+            <w:pPr>
+              <w:widowControl w:val="0"/>
+              <w:tabs>
+                <w:tab w:val="left" w:pos="993"/>
+              </w:tabs>
+              <w:autoSpaceDE w:val="0"/>
+              <w:autoSpaceDN w:val="0"/>
+              <w:adjustRightInd w:val="0"/>
+              <w:spacing w:before="0" w:line="240" w:lineRule="auto"/>
+              <w:ind w:right="297"/>
+              <w:rPr>
+                <w:rFonts w:cs="Arial"/>
+                <w:b/>
+                <w:color w:val="EE0000"/>
+                <w:sz w:val="28"/>
+                <w:szCs w:val="32"/>
+                <w:lang w:val="it-IT"/>
+              </w:rPr>
+            </w:pPr>
+            <w:r>
+              <w:rPr>
+                <w:rFonts w:cs="Arial"/>
+                <w:b/>
+                <w:color w:val="EE0000"/>
+                <w:sz w:val="28"/>
+                <w:szCs w:val="32"/>
+                <w:lang w:val="it-IT"/>
+              </w:rPr>
+              <w:t>Panchaati No</w:t>
+            </w:r>
+            <w:r>
+              <w:rPr>
+                <w:rFonts w:cs="Arial"/>
+                <w:b/>
+                <w:color w:val="EE0000"/>
+                <w:szCs w:val="32"/>
+                <w:lang w:val="it-IT"/>
+              </w:rPr>
+              <w:t xml:space="preserve">. - </w:t>
+            </w:r>
+            <w:r>
+              <w:rPr>
+                <w:rFonts w:cs="Arial"/>
+                <w:b/>
+                <w:color w:val="EE0000"/>
+                <w:sz w:val="28"/>
+                <w:szCs w:val="32"/>
+                <w:lang w:val="it-IT"/>
+              </w:rPr>
+              <w:t>46</w:t>
+            </w:r>
+          </w:p>
+        </w:tc>
+        <w:tc>
+          <w:tcPr>
+            <w:tcW w:w="5528" w:type="dxa"/>
+          </w:tcPr>
+          <w:p>
+            <w:pPr>
+              <w:widowControl w:val="0"/>
+              <w:autoSpaceDE w:val="0"/>
+              <w:autoSpaceDN w:val="0"/>
+              <w:adjustRightInd w:val="0"/>
+              <w:spacing w:before="0" w:line="240" w:lineRule="auto"/>
+              <w:rPr>
+                <w:rFonts w:ascii="BRH Devanagari Extra" w:hAnsi="BRH Devanagari Extra" w:cs="BRH Devanagari Extra"/>
+                <w:color w:val="EE0000"/>
+                <w:sz w:val="40"/>
+                <w:szCs w:val="40"/>
+                <w:lang w:val="it-IT" w:bidi="ml-IN"/>
+              </w:rPr>
+            </w:pPr>
+            <w:r>
+              <w:rPr>
+                <w:rFonts w:ascii="Latha" w:hAnsi="Latha" w:cs="Latha"/>
+                <w:color w:val="EE0000"/>
+                <w:sz w:val="28"/>
+                <w:szCs w:val="28"/>
+                <w:cs/>
+                <w:lang w:bidi="ta-IN"/>
+              </w:rPr>
+              <w:t>அ</w:t>
+            </w:r>
+            <w:r>
+              <w:rPr>
+                <w:rFonts w:ascii="BRH Tamil Tab Extra" w:hAnsi="BRH Tamil Tab Extra" w:cs="Latha"/>
+                <w:b/>
+                <w:color w:val="EE0000"/>
+                <w:sz w:val="32"/>
+                <w:szCs w:val="28"/>
+                <w:lang w:val="it-IT" w:bidi="ta-IN"/>
+              </w:rPr>
+              <w:t>…</w:t>
+            </w:r>
+            <w:r>
+              <w:rPr>
+                <w:rFonts w:ascii="Latha" w:hAnsi="Latha" w:cs="Latha"/>
+                <w:color w:val="EE0000"/>
+                <w:sz w:val="28"/>
+                <w:szCs w:val="28"/>
+                <w:cs/>
+                <w:lang w:bidi="ta-IN"/>
+              </w:rPr>
+              <w:t>க்</w:t>
+            </w:r>
+            <w:r>
+              <w:rPr>
+                <w:rFonts w:ascii="Latha" w:hAnsi="Latha" w:cs="Latha"/>
+                <w:b/>
+                <w:bCs/>
+                <w:color w:val="EE0000"/>
+                <w:position w:val="-12"/>
+                <w:sz w:val="28"/>
+                <w:szCs w:val="28"/>
+                <w:cs/>
+                <w:lang w:bidi="ta-IN"/>
+              </w:rPr>
+              <w:t>3</w:t>
+            </w:r>
+            <w:r>
+              <w:rPr>
+                <w:rFonts w:ascii="Latha" w:hAnsi="Latha" w:cs="Latha"/>
+                <w:color w:val="EE0000"/>
+                <w:sz w:val="28"/>
+                <w:szCs w:val="28"/>
+                <w:cs/>
+                <w:lang w:bidi="ta-IN"/>
+              </w:rPr>
+              <w:t>னி</w:t>
+            </w:r>
+            <w:r>
+              <w:rPr>
+                <w:rFonts w:ascii="Latha" w:hAnsi="Latha" w:cs="Latha"/>
+                <w:b/>
+                <w:bCs/>
+                <w:color w:val="EE0000"/>
+                <w:sz w:val="32"/>
+                <w:szCs w:val="32"/>
+                <w:cs/>
+                <w:lang w:bidi="ta-IN"/>
+              </w:rPr>
+              <w:t>:</w:t>
+            </w:r>
+            <w:r>
+              <w:rPr>
+                <w:rFonts w:ascii="Latha" w:hAnsi="Latha" w:cs="Latha"/>
+                <w:color w:val="EE0000"/>
+                <w:sz w:val="28"/>
+                <w:szCs w:val="28"/>
+                <w:lang w:val="it-IT" w:bidi="ta-IN"/>
+              </w:rPr>
+              <w:t xml:space="preserve"> </w:t>
+            </w:r>
+            <w:r>
+              <w:rPr>
+                <w:rFonts w:ascii="Latha" w:hAnsi="Latha" w:cs="Latha"/>
+                <w:color w:val="EE0000"/>
+                <w:sz w:val="28"/>
+                <w:szCs w:val="28"/>
+                <w:cs/>
+                <w:lang w:bidi="ta-IN"/>
+              </w:rPr>
+              <w:t>பாஞ்ச</w:t>
+            </w:r>
+            <w:r>
+              <w:rPr>
+                <w:rFonts w:ascii="BRH Tamil Tab Extra" w:hAnsi="BRH Tamil Tab Extra" w:cs="Latha"/>
+                <w:b/>
+                <w:color w:val="EE0000"/>
+                <w:sz w:val="36"/>
+                <w:szCs w:val="28"/>
+                <w:lang w:val="it-IT" w:bidi="ta-IN"/>
+              </w:rPr>
+              <w:t>†</w:t>
+            </w:r>
+            <w:r>
+              <w:rPr>
+                <w:rFonts w:ascii="Latha" w:hAnsi="Latha" w:cs="Latha"/>
+                <w:color w:val="EE0000"/>
+                <w:sz w:val="28"/>
+                <w:szCs w:val="28"/>
+                <w:cs/>
+                <w:lang w:bidi="ta-IN"/>
+              </w:rPr>
+              <w:t>ஜன்ய</w:t>
+            </w:r>
+            <w:r>
+              <w:rPr>
+                <w:rFonts w:ascii="Latha" w:hAnsi="Latha" w:cs="Latha"/>
+                <w:b/>
+                <w:bCs/>
+                <w:color w:val="EE0000"/>
+                <w:sz w:val="32"/>
+                <w:szCs w:val="32"/>
+                <w:cs/>
+                <w:lang w:bidi="ta-IN"/>
+              </w:rPr>
+              <w:t>:</w:t>
+            </w:r>
+            <w:r>
+              <w:rPr>
+                <w:rFonts w:ascii="Latha" w:hAnsi="Latha" w:cs="Latha"/>
+                <w:color w:val="EE0000"/>
+                <w:sz w:val="28"/>
+                <w:szCs w:val="28"/>
+                <w:lang w:val="it-IT" w:bidi="ta-IN"/>
+              </w:rPr>
+              <w:t xml:space="preserve"> | </w:t>
+            </w:r>
+            <w:r>
+              <w:rPr>
+                <w:rFonts w:ascii="Latha" w:hAnsi="Latha" w:cs="Latha"/>
+                <w:color w:val="EE0000"/>
+                <w:sz w:val="28"/>
+                <w:szCs w:val="28"/>
+                <w:lang w:val="it-IT" w:bidi="ta-IN"/>
+              </w:rPr>
+              <w:br/>
+            </w:r>
+            <w:r>
+              <w:rPr>
+                <w:rFonts w:ascii="Latha" w:hAnsi="Latha" w:cs="Latha"/>
+                <w:color w:val="EE0000"/>
+                <w:sz w:val="28"/>
+                <w:szCs w:val="28"/>
+                <w:cs/>
+                <w:lang w:bidi="ta-IN"/>
+              </w:rPr>
+              <w:t>பாஞ்</w:t>
+            </w:r>
+            <w:r>
+              <w:rPr>
+                <w:rFonts w:ascii="Latha" w:hAnsi="Latha" w:cs="Latha"/>
+                <w:color w:val="EE0000"/>
+                <w:sz w:val="28"/>
+                <w:szCs w:val="28"/>
+                <w:highlight w:val="yellow"/>
+                <w:cs/>
+                <w:lang w:bidi="ta-IN"/>
+              </w:rPr>
+              <w:t>ச</w:t>
+            </w:r>
+            <w:r>
+              <w:rPr>
+                <w:rFonts w:ascii="BRH Tamil Tab Extra" w:hAnsi="BRH Tamil Tab Extra" w:cs="Latha"/>
+                <w:b/>
+                <w:color w:val="EE0000"/>
+                <w:sz w:val="36"/>
+                <w:szCs w:val="28"/>
+                <w:highlight w:val="yellow"/>
+                <w:lang w:val="it-IT" w:bidi="ta-IN"/>
+              </w:rPr>
+              <w:t>†</w:t>
+            </w:r>
+            <w:r>
+              <w:rPr>
+                <w:rFonts w:ascii="Latha" w:hAnsi="Latha" w:cs="Latha"/>
+                <w:color w:val="EE0000"/>
+                <w:sz w:val="28"/>
+                <w:szCs w:val="28"/>
+                <w:highlight w:val="yellow"/>
+                <w:cs/>
+                <w:lang w:bidi="ta-IN"/>
+              </w:rPr>
+              <w:t>ன்யோ</w:t>
+            </w:r>
+            <w:r>
+              <w:rPr>
+                <w:rFonts w:ascii="BRH Tamil Tab Extra" w:hAnsi="BRH Tamil Tab Extra" w:cs="Latha"/>
+                <w:b/>
+                <w:color w:val="EE0000"/>
+                <w:sz w:val="32"/>
+                <w:szCs w:val="28"/>
+                <w:lang w:val="it-IT" w:bidi="ta-IN"/>
+              </w:rPr>
+              <w:t>…</w:t>
+            </w:r>
+            <w:r>
+              <w:rPr>
+                <w:rFonts w:ascii="Latha" w:hAnsi="Latha" w:cs="Latha"/>
+                <w:color w:val="EE0000"/>
+                <w:sz w:val="28"/>
+                <w:szCs w:val="28"/>
+                <w:lang w:val="it-IT" w:bidi="ta-IN"/>
+              </w:rPr>
+              <w:t xml:space="preserve"> </w:t>
+            </w:r>
+            <w:r>
+              <w:rPr>
+                <w:rFonts w:ascii="Latha" w:hAnsi="Latha" w:cs="Latha"/>
+                <w:color w:val="EE0000"/>
+                <w:sz w:val="28"/>
+                <w:szCs w:val="28"/>
+                <w:cs/>
+                <w:lang w:bidi="ta-IN"/>
+              </w:rPr>
+              <w:t>ய</w:t>
+            </w:r>
+            <w:r>
+              <w:rPr>
+                <w:rFonts w:ascii="Latha" w:hAnsi="Latha" w:cs="Latha"/>
+                <w:b/>
+                <w:bCs/>
+                <w:color w:val="EE0000"/>
+                <w:sz w:val="32"/>
+                <w:szCs w:val="32"/>
+                <w:cs/>
+                <w:lang w:bidi="ta-IN"/>
+              </w:rPr>
+              <w:t>:</w:t>
+            </w:r>
+            <w:r>
+              <w:rPr>
+                <w:rFonts w:ascii="Latha" w:hAnsi="Latha" w:cs="Latha"/>
+                <w:color w:val="EE0000"/>
+                <w:sz w:val="28"/>
+                <w:szCs w:val="28"/>
+                <w:lang w:val="it-IT" w:bidi="ta-IN"/>
+              </w:rPr>
+              <w:t xml:space="preserve"> |</w:t>
+            </w:r>
+          </w:p>
+        </w:tc>
+        <w:tc>
+          <w:tcPr>
+            <w:tcW w:w="5103" w:type="dxa"/>
+          </w:tcPr>
+          <w:p>
+            <w:pPr>
+              <w:widowControl w:val="0"/>
+              <w:autoSpaceDE w:val="0"/>
+              <w:autoSpaceDN w:val="0"/>
+              <w:adjustRightInd w:val="0"/>
+              <w:spacing w:before="0" w:line="240" w:lineRule="auto"/>
+              <w:rPr>
+                <w:rFonts w:ascii="BRH Devanagari Extra" w:hAnsi="BRH Devanagari Extra" w:cs="BRH Devanagari Extra"/>
+                <w:color w:val="EE0000"/>
+                <w:sz w:val="40"/>
+                <w:szCs w:val="40"/>
+                <w:lang w:val="it-IT" w:bidi="ml-IN"/>
+              </w:rPr>
+            </w:pPr>
+            <w:r>
+              <w:rPr>
+                <w:rFonts w:ascii="Latha" w:hAnsi="Latha" w:cs="Latha"/>
+                <w:color w:val="EE0000"/>
+                <w:sz w:val="28"/>
+                <w:szCs w:val="28"/>
+                <w:cs/>
+                <w:lang w:bidi="ta-IN"/>
+              </w:rPr>
+              <w:t>அ</w:t>
+            </w:r>
+            <w:r>
+              <w:rPr>
+                <w:rFonts w:ascii="BRH Tamil Tab Extra" w:hAnsi="BRH Tamil Tab Extra" w:cs="Latha"/>
+                <w:b/>
+                <w:color w:val="EE0000"/>
+                <w:sz w:val="32"/>
+                <w:szCs w:val="28"/>
+                <w:lang w:val="it-IT" w:bidi="ta-IN"/>
+              </w:rPr>
+              <w:t>…</w:t>
+            </w:r>
+            <w:r>
+              <w:rPr>
+                <w:rFonts w:ascii="Latha" w:hAnsi="Latha" w:cs="Latha"/>
+                <w:color w:val="EE0000"/>
+                <w:sz w:val="28"/>
+                <w:szCs w:val="28"/>
+                <w:cs/>
+                <w:lang w:bidi="ta-IN"/>
+              </w:rPr>
+              <w:t>க்</w:t>
+            </w:r>
+            <w:r>
+              <w:rPr>
+                <w:rFonts w:ascii="Latha" w:hAnsi="Latha" w:cs="Latha"/>
+                <w:b/>
+                <w:bCs/>
+                <w:color w:val="EE0000"/>
+                <w:position w:val="-12"/>
+                <w:sz w:val="28"/>
+                <w:szCs w:val="28"/>
+                <w:cs/>
+                <w:lang w:bidi="ta-IN"/>
+              </w:rPr>
+              <w:t>3</w:t>
+            </w:r>
+            <w:r>
+              <w:rPr>
+                <w:rFonts w:ascii="Latha" w:hAnsi="Latha" w:cs="Latha"/>
+                <w:color w:val="EE0000"/>
+                <w:sz w:val="28"/>
+                <w:szCs w:val="28"/>
+                <w:cs/>
+                <w:lang w:bidi="ta-IN"/>
+              </w:rPr>
+              <w:t>னி</w:t>
+            </w:r>
+            <w:r>
+              <w:rPr>
+                <w:rFonts w:ascii="Latha" w:hAnsi="Latha" w:cs="Latha"/>
+                <w:b/>
+                <w:bCs/>
+                <w:color w:val="EE0000"/>
+                <w:sz w:val="32"/>
+                <w:szCs w:val="32"/>
+                <w:cs/>
+                <w:lang w:bidi="ta-IN"/>
+              </w:rPr>
+              <w:t>:</w:t>
+            </w:r>
+            <w:r>
+              <w:rPr>
+                <w:rFonts w:ascii="Latha" w:hAnsi="Latha" w:cs="Latha"/>
+                <w:color w:val="EE0000"/>
+                <w:sz w:val="28"/>
+                <w:szCs w:val="28"/>
+                <w:lang w:val="it-IT" w:bidi="ta-IN"/>
+              </w:rPr>
+              <w:t xml:space="preserve"> </w:t>
+            </w:r>
+            <w:r>
+              <w:rPr>
+                <w:rFonts w:ascii="Latha" w:hAnsi="Latha" w:cs="Latha"/>
+                <w:color w:val="EE0000"/>
+                <w:sz w:val="28"/>
+                <w:szCs w:val="28"/>
+                <w:cs/>
+                <w:lang w:bidi="ta-IN"/>
+              </w:rPr>
+              <w:t>பாஞ்ச</w:t>
+            </w:r>
+            <w:r>
+              <w:rPr>
+                <w:rFonts w:ascii="BRH Tamil Tab Extra" w:hAnsi="BRH Tamil Tab Extra" w:cs="Latha"/>
+                <w:b/>
+                <w:color w:val="EE0000"/>
+                <w:sz w:val="36"/>
+                <w:szCs w:val="28"/>
+                <w:lang w:val="it-IT" w:bidi="ta-IN"/>
+              </w:rPr>
+              <w:t>†</w:t>
+            </w:r>
+            <w:r>
+              <w:rPr>
+                <w:rFonts w:ascii="Latha" w:hAnsi="Latha" w:cs="Latha"/>
+                <w:color w:val="EE0000"/>
+                <w:sz w:val="28"/>
+                <w:szCs w:val="28"/>
+                <w:cs/>
+                <w:lang w:bidi="ta-IN"/>
+              </w:rPr>
+              <w:t>ஜன்ய</w:t>
+            </w:r>
+            <w:r>
+              <w:rPr>
+                <w:rFonts w:ascii="Latha" w:hAnsi="Latha" w:cs="Latha"/>
+                <w:b/>
+                <w:bCs/>
+                <w:color w:val="EE0000"/>
+                <w:sz w:val="32"/>
+                <w:szCs w:val="32"/>
+                <w:cs/>
+                <w:lang w:bidi="ta-IN"/>
+              </w:rPr>
+              <w:t>:</w:t>
+            </w:r>
+            <w:r>
+              <w:rPr>
+                <w:rFonts w:ascii="Latha" w:hAnsi="Latha" w:cs="Latha"/>
+                <w:color w:val="EE0000"/>
+                <w:sz w:val="28"/>
+                <w:szCs w:val="28"/>
+                <w:lang w:val="it-IT" w:bidi="ta-IN"/>
+              </w:rPr>
+              <w:t xml:space="preserve"> | </w:t>
+            </w:r>
+            <w:r>
+              <w:rPr>
+                <w:rFonts w:ascii="Latha" w:hAnsi="Latha" w:cs="Latha"/>
+                <w:color w:val="EE0000"/>
+                <w:sz w:val="28"/>
+                <w:szCs w:val="28"/>
+                <w:lang w:val="it-IT" w:bidi="ta-IN"/>
+              </w:rPr>
+              <w:br/>
+            </w:r>
+            <w:r>
+              <w:rPr>
+                <w:rFonts w:ascii="Latha" w:hAnsi="Latha" w:cs="Latha"/>
+                <w:color w:val="EE0000"/>
+                <w:sz w:val="28"/>
+                <w:szCs w:val="28"/>
+                <w:cs/>
+                <w:lang w:bidi="ta-IN"/>
+              </w:rPr>
+              <w:t>பாஞ்ச</w:t>
+            </w:r>
+            <w:r>
+              <w:rPr>
+                <w:rFonts w:ascii="BRH Tamil Tab Extra" w:hAnsi="BRH Tamil Tab Extra" w:cs="Latha"/>
+                <w:b/>
+                <w:color w:val="EE0000"/>
+                <w:sz w:val="36"/>
+                <w:szCs w:val="28"/>
+                <w:lang w:val="it-IT" w:bidi="ta-IN"/>
+              </w:rPr>
+              <w:t>†</w:t>
+            </w:r>
+            <w:r>
+              <w:rPr>
+                <w:rFonts w:ascii="Latha" w:hAnsi="Latha" w:cs="Latha"/>
+                <w:color w:val="EE0000"/>
+                <w:sz w:val="28"/>
+                <w:szCs w:val="28"/>
+                <w:highlight w:val="green"/>
+                <w:cs/>
+                <w:lang w:bidi="ta-IN"/>
+              </w:rPr>
+              <w:t>ஜ</w:t>
+            </w:r>
+            <w:r>
+              <w:rPr>
+                <w:rFonts w:ascii="Latha" w:hAnsi="Latha" w:cs="Latha"/>
+                <w:color w:val="EE0000"/>
+                <w:sz w:val="28"/>
+                <w:szCs w:val="28"/>
+                <w:cs/>
+                <w:lang w:bidi="ta-IN"/>
+              </w:rPr>
+              <w:t>ன்யோ</w:t>
+            </w:r>
+            <w:r>
+              <w:rPr>
+                <w:rFonts w:ascii="BRH Tamil Tab Extra" w:hAnsi="BRH Tamil Tab Extra" w:cs="Latha"/>
+                <w:b/>
+                <w:color w:val="EE0000"/>
+                <w:sz w:val="32"/>
+                <w:szCs w:val="28"/>
+                <w:lang w:val="it-IT" w:bidi="ta-IN"/>
+              </w:rPr>
+              <w:t>…</w:t>
+            </w:r>
+            <w:r>
+              <w:rPr>
+                <w:rFonts w:ascii="Latha" w:hAnsi="Latha" w:cs="Latha"/>
+                <w:color w:val="EE0000"/>
+                <w:sz w:val="28"/>
+                <w:szCs w:val="28"/>
+                <w:lang w:val="it-IT" w:bidi="ta-IN"/>
+              </w:rPr>
+              <w:t xml:space="preserve"> </w:t>
+            </w:r>
+            <w:r>
+              <w:rPr>
+                <w:rFonts w:ascii="Latha" w:hAnsi="Latha" w:cs="Latha"/>
+                <w:color w:val="EE0000"/>
+                <w:sz w:val="28"/>
+                <w:szCs w:val="28"/>
+                <w:cs/>
+                <w:lang w:bidi="ta-IN"/>
+              </w:rPr>
+              <w:t>ய</w:t>
+            </w:r>
+            <w:r>
+              <w:rPr>
+                <w:rFonts w:ascii="Latha" w:hAnsi="Latha" w:cs="Latha"/>
+                <w:b/>
+                <w:bCs/>
+                <w:color w:val="EE0000"/>
+                <w:sz w:val="32"/>
+                <w:szCs w:val="32"/>
+                <w:cs/>
+                <w:lang w:bidi="ta-IN"/>
+              </w:rPr>
+              <w:t>:</w:t>
+            </w:r>
+            <w:r>
+              <w:rPr>
+                <w:rFonts w:ascii="Latha" w:hAnsi="Latha" w:cs="Latha"/>
+                <w:color w:val="EE0000"/>
+                <w:sz w:val="28"/>
+                <w:szCs w:val="28"/>
+                <w:lang w:val="it-IT" w:bidi="ta-IN"/>
+              </w:rPr>
+              <w:t xml:space="preserve"> |</w:t>
+            </w:r>
+          </w:p>
+        </w:tc>
+      </w:tr>
+      <w:tr>
+        <w:trPr>
           <w:trHeight w:val="1257"/>
         </w:trPr>
         <w:tc>
@@ -6726,6 +7389,7 @@
                 <w:cs/>
                 <w:lang w:bidi="ta-IN"/>
               </w:rPr>
+              <w:lastRenderedPageBreak/>
               <w:t>வ</w:t>
             </w:r>
             <w:r>
@@ -6846,6 +7510,7 @@
                 <w:cs/>
                 <w:lang w:bidi="ta-IN"/>
               </w:rPr>
+              <w:lastRenderedPageBreak/>
               <w:t>ஆ</w:t>
             </w:r>
             <w:r>
@@ -7360,6 +8025,7 @@
                 <w:cs/>
                 <w:lang w:bidi="ta-IN"/>
               </w:rPr>
+              <w:lastRenderedPageBreak/>
               <w:t>வ</w:t>
             </w:r>
             <w:r>
@@ -7759,27 +8425,7 @@
                 <w:szCs w:val="28"/>
                 <w:lang w:val="it-IT" w:bidi="ta-IN"/>
               </w:rPr>
-              <w:t xml:space="preserve"> </w:t>
-            </w:r>
-            <w:r>
-              <w:rPr>
-                <w:rFonts w:ascii="Latha" w:hAnsi="Latha" w:cs="Latha"/>
-                <w:color w:val="EE0000"/>
-                <w:sz w:val="28"/>
-                <w:szCs w:val="28"/>
-                <w:lang w:val="it-IT" w:bidi="ta-IN"/>
-              </w:rPr>
-              <w:t>-</w:t>
-            </w:r>
-            <w:r>
-              <w:rPr>
-                <w:rFonts w:ascii="Latha" w:hAnsi="Latha" w:cs="Latha"/>
-                <w:color w:val="EE0000"/>
-                <w:sz w:val="28"/>
-                <w:szCs w:val="28"/>
-                <w:lang w:val="it-IT" w:bidi="ta-IN"/>
-              </w:rPr>
-              <w:t xml:space="preserve">- </w:t>
+              <w:t xml:space="preserve"> -- </w:t>
             </w:r>
             <w:r>
               <w:rPr>
